--- a/research/Physiological_Research_Original_Article_完整重写稿_20261020/Yuan.docx
+++ b/research/Physiological_Research_Original_Article_完整重写稿_20261020/Yuan.docx
@@ -86,7 +86,7 @@
         <w:t>Nox4</w:t>
       </w:r>
       <w:r>
-        <w:t xml:space="preserve">-targeted RT-qPCR as an exploratory measurement. Male Wistar rats underwent sham exposure or atlantoaxial implantation. Sham and model cohorts were sampled at week 4; a separate restoration cohort underwent implant removal at week 4 and sampling at week 8. Each endpoint included six independently processed rat samples per group. Tissue blocks contained the rostral ventrolateral medulla and adjacent medulla. At week 4, model rats had lower SOD activity than sham rats (0.564 ± 0.072 versus 1.122 ± 0.072 U/mg protein) and higher MDA-related signals (0.349 ± 0.034 versus 0.095 ± 0.017 nmol/mg protein; both adjusted P &lt; 0.001). Normalized </w:t>
+        <w:t xml:space="preserve">-targeted RT-qPCR as an exploratory measurement. Male Wistar rats underwent sham exposure or atlantoaxial implantation. Sham and model cohorts were sampled at week 4; an independent restoration cohort underwent implant removal at week 4 and sampling at week 8. Each endpoint included six independently processed rat samples per group. Tissue blocks contained the rostral ventrolateral medulla and adjacent medulla. At week 4, model rats had lower SOD activity than sham rats (0.564 ± 0.072 versus 1.122 ± 0.072 U/mg protein) and higher MDA-related signals (0.349 ± 0.034 versus 0.095 ± 0.017 nmol/mg protein; both adjusted P &lt; 0.001). Normalized </w:t>
       </w:r>
       <w:r>
         <w:rPr>
@@ -104,7 +104,7 @@
         <w:t>Nox4</w:t>
       </w:r>
       <w:r>
-        <w:t>-targeted assay estimates were higher in model samples, although unconfirmed product specificity precluded conclusions about transcript abundance. At week 8, restoration-cohort SOD and MDA-related values were 1.035 ± 0.101 and 0.213 ± 0.049, respectively. These later observations cannot isolate an implant-removal effect because sampling times differed and a matched second-surgery control was absent. The concurrent comparison identifies a regional medullary biochemical difference associated with this model. Assay-validation limitations and omission of postoperative analgesia constrain mechanistic interpretation.</w:t>
+        <w:t>-targeted estimates were also higher, although unconfirmed product specificity precluded conclusions about transcript abundance. At week 8, restoration-cohort SOD and MDA-related values were 1.035 ± 0.101 and 0.213 ± 0.049, respectively. The concurrent comparison supports a descriptive regional biochemical difference. The unmatched later cohort and exploratory qPCR results do not establish an implant-removal effect or a NOX-mediated mechanism.</w:t>
       </w:r>
     </w:p>
     <w:p>
@@ -122,7 +122,7 @@
     </w:p>
     <w:p>
       <w:r>
-        <w:t xml:space="preserve">An experimental model of atlantoaxial joint misalignment has been associated with increased arterial pressure in rats [1]. This model provides a means of investigating physiological changes accompanying an upper cervical joint disturbance. It does not, by itself, establish that cervical misalignment causes hypertension in humans. A related study examined angiotensin II (Ang II) and its type 1 receptor (AT1-R) in the rostral ventrolateral medulla (RVLM) of rats with this disorder [2]. Blood-pressure observations from the underlying experimental program were also used in that report. The present study addresses regional biochemical and </w:t>
+        <w:t xml:space="preserve">An experimental model of atlantoaxial joint misalignment has been associated with increased arterial pressure in rats [1]. It provides a means of examining physiological changes accompanying an upper cervical joint disturbance. A related study examined angiotensin II (Ang II) and its type 1 receptor (AT1-R) in the rostral ventrolateral medulla (RVLM) of rats with this disorder [2]. Blood-pressure observations from the underlying experimental program were also used in that report. The present study focuses on regional biochemical and </w:t>
       </w:r>
       <w:r>
         <w:rPr>
@@ -140,22 +140,22 @@
         <w:t>Nox4</w:t>
       </w:r>
       <w:r>
-        <w:t>-targeted assay observations rather than presenting the shared blood-pressure measurements as new efficacy evidence.</w:t>
+        <w:t>-targeted assay observations.</w:t>
       </w:r>
     </w:p>
     <w:p>
       <w:r>
-        <w:t>The RVLM contains bulbospinal neurons involved in sympathetic vasomotor regulation [3]. Its contribution to blood-pressure control depends on the physiological state, including oxygen availability, baroreceptor input and anesthesia [4]. These observations make the ventrolateral medulla relevant to investigation of the cervical model, but they also caution against assuming that any regional biochemical difference directly represents increased sympathetic output. Anatomical proximity and physiological plausibility require experimental testing before they can be joined into a causal pathway.</w:t>
+        <w:t>The RVLM contains bulbospinal neurons involved in sympathetic vasomotor regulation [3]. Its contribution to blood-pressure control varies with physiological state, including oxygen availability, baroreceptor input and anesthesia [4]. Regional redox regulation is relevant to this function. In spontaneously hypertensive rats, reduced RVLM antioxidant-enzyme activity has been linked to hypertension, and local antioxidant-enzyme gene transfer lowered arterial pressure [5]. Ang II-induced pressor responses have also been linked to NADPH oxidase-dependent RVLM signaling [6], while mitochondrial processes provide another route to regional redox disturbance [7].</w:t>
       </w:r>
     </w:p>
     <w:p>
       <w:r>
-        <w:t>Redox regulation is one candidate process. In spontaneously hypertensive rats, reduced RVLM antioxidant-enzyme activity has been linked experimentally to hypertension, and local antioxidant-enzyme gene transfer lowered arterial pressure [5]. Ang II-induced pressor responses have also been linked to NADPH oxidase-dependent signaling in the RVLM [6]. Mitochondrial processes provide another experimentally supported route to regional redox disturbance [7]. These findings concern other experimental settings and do not identify the source of an oxidative signal in the atlantoaxial model. NOX1 and NOX4 are nevertheless reasonable candidate molecules because their regulatory and subcellular properties differ [8].</w:t>
+        <w:t>These findings provide a rationale for examining regional redox biochemistry in the atlantoaxial model. NOX1 and NOX4 are candidate redox-related enzymes with distinct regulatory and subcellular properties [8]. SOD activity and TBA-derived MDA-related signals offer complementary biochemical observations, interpreted according to their detection chemistry [9].</w:t>
       </w:r>
     </w:p>
     <w:p>
       <w:r>
-        <w:t xml:space="preserve">A useful initial question is whether this model shows a detectable regional biochemical phenotype. We therefore examined SOD activity and TBA-derived MDA-related signals in tissue containing the RVLM and adjacent medulla. These measurements address antioxidant activity and an oxidation-related biochemical readout, respectively, while retaining the limitations of their detection chemistry [9]. </w:t>
+        <w:t xml:space="preserve">We examined SOD activity and MDA-related signals in tissue containing the RVLM and adjacent medulla, with </w:t>
       </w:r>
       <w:r>
         <w:rPr>
@@ -173,7 +173,7 @@
         <w:t>Nox4</w:t>
       </w:r>
       <w:r>
-        <w:t>-targeted RT-qPCR was examined as an exploratory molecular measurement. The concurrent week-4 model–sham comparison is the principal comparison emphasized in this report. A separate cohort sampled at week 8 after implant removal provides a later observation, without establishing the specific effect of removal. No single primary endpoint was specified before the experiment.</w:t>
+        <w:t>-targeted RT-qPCR as an exploratory molecular measurement. The report emphasizes the concurrent week-4 model–sham comparison and separately describes an independent cohort sampled at week 8 after implant removal. This design characterizes the regional phenotype and provides observations for subsequent mechanistic studies.</w:t>
       </w:r>
     </w:p>
     <w:p>
@@ -194,17 +194,17 @@
     </w:p>
     <w:p>
       <w:r>
-        <w:t>The parent experiment was approved by the Animal Ethics Committee of Anhui University of Chinese Medicine (AHUCM-rats-2022032). Male Wistar rats, approximately 12 weeks old and weighing approximately 250 g, were obtained from the Laboratory Animal Center of Anhui Medical University. Rats were housed individually at 22 ± 1°C and 60% relative humidity under a 12 h light/12 h dark cycle, with unrestricted food and water. Acclimatization lasted 1 week. Environmental enrichment was not documented. The use of males followed the earlier model study; sex-dependent effects were not assessed.</w:t>
+        <w:t>The parent experiment was approved by the Animal Ethics Committee of Anhui University of Chinese Medicine (AHUCM-rats-2022032); the original approval letter and approved protocol were no longer available. Male Wistar rats, approximately 12 weeks old and weighing approximately 250 g, were obtained from the Laboratory Animal Center of Anhui Medical University. Rats were housed individually at 22 ± 1°C and 60% relative humidity under a 12 h light/12 h dark cycle, with unrestricted food and water. Acclimatization lasted 1 week. Environmental enrichment was not documented. Male rats were used for consistency with the earlier model study.</w:t>
       </w:r>
     </w:p>
     <w:p>
       <w:r>
-        <w:t>Sixty rats were initially allocated by random numbers to sham operation (n = 10) or model induction (n = 50). Six modeled rats died intraoperatively and three postoperatively. Of 41 survivors, seven lost their implants and 34 retained them. After screening, 30 successfully modeled rats were allocated by random numbers to model, restoration or superior cervical ganglion resection cohorts (10 each); four were retained in reserve. Only sham, model and restoration cohorts are considered here. Each reported biochemical and RT-qPCR endpoint used samples from six rats per group, selected from the corresponding cohort and processed separately without cross-animal pooling. The historical animal–sample ledger and cross-assay overlap could not be recovered; biological n and same-animal target/reference pairing were confirmed by the investigators.</w:t>
+        <w:t>Sixty rats were initially allocated by random numbers to sham operation (n = 10) or model induction (n = 50). Six modeled rats died intraoperatively and three postoperatively. Of 41 survivors, seven lost their implants and 34 retained them. After screening, 30 successfully modeled rats were allocated by random numbers to model, restoration or superior cervical ganglion resection cohorts (10 each); four were retained in reserve. Only sham, model and restoration cohorts are reported here. Each biochemical and RT-qPCR endpoint used six separately processed rat samples per group, without cross-animal pooling. The basis for biological replication and sample linkage is given in Data availability.</w:t>
       </w:r>
     </w:p>
     <w:p>
       <w:r>
-        <w:t>The design was exploratory, without an outcome-based a priori sample-size calculation or a prespecified single primary endpoint. No retrospective power calculation was performed. Blinding was not documented. Sham and model rats underwent terminal sampling at week 4. Restoration rats were independently allocated from the successfully modeled population, underwent implant removal at week 4 and were sampled at week 8. Terminal tissue comparisons therefore involved different animals, and no week-8 time-matched model or second-surgery sham cohort was available.</w:t>
+        <w:t>The design was exploratory, without an outcome-based a priori sample-size calculation or a prespecified single primary endpoint. Blinding was not documented. Sham and model rats underwent terminal sampling at week 4. Restoration rats were independently allocated from the successfully modeled population, underwent implant removal at week 4 and were sampled at week 8. No week-8 time-matched model or second-surgery sham cohort was available.</w:t>
       </w:r>
     </w:p>
     <w:p>
@@ -222,7 +222,7 @@
     </w:p>
     <w:p>
       <w:r>
-        <w:t>Model induction, implant removal and terminal sampling used inhaled isoflurane at 2%, with a gas flow of 1 L/min. Anesthetic depth was monitored through respiration and reflex responses. Penicillin sodium was administered intramuscularly at 400,000–800,000 units/kg once daily for 3 days after surgery. No postoperative analgesics were administered, and no specific written justification or authorization for their omission was retained. Food intake, activity and wound condition were checked daily for the first 3 postoperative days and 2–3 times weekly thereafter. Potential contributors to the nine deaths included anesthesia-related complications, surgical injury and infection, but individual causes were not adjudicated in the retained records.</w:t>
+        <w:t>Model induction, implant removal and terminal sampling used 2% inhaled isoflurane at a gas flow of 1 l/min. Anesthetic depth was monitored through respiration and reflex responses. Penicillin sodium was administered intramuscularly at 400,000–800,000 units/kg once daily for 3 days after surgery. No postoperative analgesics were administered; a specific written rationale or authorization for their omission was not retained. Food intake, activity and wounds were checked daily for the first 3 postoperative days and 2–3 times weekly thereafter. Anesthesia-related complications, surgical injury and infection were reported as possible contributors to the deaths, without individual adjudication records.</w:t>
       </w:r>
     </w:p>
     <w:p>
@@ -235,17 +235,17 @@
     </w:p>
     <w:p>
       <w:r>
-        <w:t>After abdominal aortic sampling under isoflurane, rats received an overdose of inhaled isoflurane. Death was confirmed by the absence of spontaneous breathing, palpable cardiac activity and withdrawal to a noxious stimulus before brainstem removal. Atlas-guided bilateral regional blocks, approximately 100 mg per rat, contained the RVLM and adjacent medullary tissue. They were not isolated RVLM nuclei. Tissue was ground in liquid nitrogen and lysed on ice in RIPA buffer containing 1 mmol/L PMSF. Supernatants were collected after centrifugation, and protein concentration was measured by BCA assay (Beyotime, P0010).</w:t>
+        <w:t>After abdominal aortic sampling under isoflurane, rats received an overdose of inhaled isoflurane. Death was confirmed by the absence of spontaneous breathing, palpable cardiac activity and withdrawal to a noxious stimulus before brainstem removal. Atlas-guided bilateral regional blocks, approximately 100 mg per rat, contained the RVLM and adjacent medullary tissue. Tissue was ground in liquid nitrogen and lysed on ice in RIPA buffer containing 1 mmol/l PMSF. Supernatants were collected after centrifugation, and protein concentration was measured by BCA assay (Beyotime, P0010).</w:t>
       </w:r>
     </w:p>
     <w:p>
       <w:r>
-        <w:t>Total SOD activity was measured by a WST-1 assay (Nanjing Jiancheng, A001-3). The reaction was incubated at 37°C for 20 min, and absorbance was read at 450 nm using an RT-6000 reader. Blank-corrected inhibition was converted using the reaction-to-sample volume ratio and the corresponding protein concentration, yielding U/mg protein. MDA-related signals were measured by the TBA assay (Nanjing Jiancheng, A003-1). Reaction mixtures were heated at 95°C for 40 min, cooled and centrifuged at 3500–4000 rpm for 10 min. Absorbance at 530 nm was converted using a 10 nmol/mL standard and normalized to protein concentration, yielding nmol/mg protein. The TBA result was interpreted according to its limited chemical specificity [9]. Detailed calculations and assay qualifications are provided in the Supplementary Information.</w:t>
+        <w:t>Total SOD activity was measured by a WST-1 assay (Nanjing Jiancheng, A001-3). The reaction was incubated at 37°C for 20 min, and absorbance was read at 450 nm using an RT-6000 reader. Blank-corrected inhibition was converted using the reaction-to-sample volume ratio and the corresponding protein concentration, yielding U/mg protein. MDA-related signals were measured by the TBA assay (Nanjing Jiancheng, A003-1). Reaction mixtures were heated at 95°C for 40 min, cooled and centrifuged at 3500–4000 rpm for 10 min. Absorbance at 530 nm was converted using a 10 nmol/ml standard and normalized to protein concentration, yielding nmol/mg protein. Detailed calculations and assay qualifications are provided in the Supplementary Information.</w:t>
       </w:r>
     </w:p>
     <w:p>
       <w:r>
-        <w:t>An O12 probe-associated fluorescence measurement was retained as an auxiliary observation in the Supplementary Information. The serum-designated assay had not been validated for the tissue/RIPA matrix. It was not used to determine an absolute ROS concentration or to identify a ROS species or source. Archived hematoxylin–eosin fields were also restricted to supplementary illustration because specimen counts and image-to-animal correspondence could not be confirmed. Neither observation was used to establish a quantitative histological or mechanistic conclusion.</w:t>
+        <w:t>Auxiliary O12 probe-associated fluorescence and archived hematoxylin–eosin fields are presented only in the Supplementary Information. Tissue/RIPA compatibility of the serum-designated fluorescence assay was not validated, and histological specimen counts and image-to-animal correspondence could not be confirmed.</w:t>
       </w:r>
     </w:p>
     <w:p>
@@ -263,7 +263,7 @@
     </w:p>
     <w:p>
       <w:r>
-        <w:t>Within-sample ΔCq was the target Cq minus its paired β-actin Cq. Relative quantity was calculated as 2 raised to −ΔCq and divided by the arithmetic mean quantity of the six sham samples for that assay. This normalization assumes equal, approximately 100% amplification efficiencies, which were not experimentally validated. Reference-gene stability was not validated, and NTC/no-RT records were unavailable. Heterogeneous melt profiles and absent product-identity evidence left target specificity unconfirmed [10]. Two plate-annotation errors, B10-Ch5 and D12-Ch5, were explained by the investigators after review of loading/laboratory records; the original exports and numerical assignments were preserved. Details are in Supplementary Table S4. The results are reported as exploratory normalized assay estimates.</w:t>
+        <w:t>Within-sample ΔCq was target Cq minus paired β-actin Cq. Relative quantity was calculated as 2 raised to −ΔCq and divided by the arithmetic mean quantity of the six sham samples for that assay. Equal, approximately 100% amplification efficiencies were assumed; efficiencies and reference-gene stability were not validated, and NTC/no-RT records were unavailable. Heterogeneous melt profiles and absent product-identity evidence left specificity unconfirmed [10]; results were retained as exploratory normalized assay estimates. Investigator-confirmed explanations for two plate annotations, B10-Ch5 and D12-Ch5, are detailed in Supplementary Table S4. Original exports, numerical assignments and pairings were preserved.</w:t>
       </w:r>
     </w:p>
     <w:p>
@@ -276,7 +276,7 @@
     </w:p>
     <w:p>
       <w:r>
-        <w:t xml:space="preserve">The rat was the experimental unit. Results are mean ± sample SD, with six samples per group per endpoint. All supplied observations were included without outlier removal or imputation. Biochemical comparisons used Welch one-way ANOVA and Games–Howell tests with 95% confidence intervals; adjustment covered three pairwise comparisons within each endpoint, without adjustment across endpoints. RT-qPCR inference used two-sided Welch t tests on ΔCq, with Holm correction across the full original family of 18 comparisons from six targets and three group contrasts. The correction family was retained although only </w:t>
+        <w:t xml:space="preserve">The rat was the experimental unit. Results are mean ± sample SD, with six samples per group per endpoint. All supplied observations were included without outlier removal or imputation. Biochemical comparisons used Welch one-way ANOVA and Games–Howell tests with 95% confidence intervals, adjusting three comparisons within each endpoint without cross-endpoint adjustment. RT-qPCR inference used two-sided Welch t tests on ΔCq, with Holm correction across all 18 comparisons in the original six-target, three-contrast family; only </w:t>
       </w:r>
       <w:r>
         <w:rPr>
@@ -294,7 +294,7 @@
         <w:t>Nox4</w:t>
       </w:r>
       <w:r>
-        <w:t xml:space="preserve"> are displayed. P &lt; 0.05 was the significance threshold. Comparisons involving restoration were explicitly treated as comparisons between different terminal times, not paired changes. No cross-assay correlations were calculated because sample overlap could not be reconstructed.</w:t>
+        <w:t xml:space="preserve"> are displayed. P &lt; 0.05 was the significance threshold. Restoration comparisons were between independent terminal cohorts. Cross-assay correlations were not calculated because sample overlap was not recoverable.</w:t>
       </w:r>
     </w:p>
     <w:p>
@@ -351,25 +351,7 @@
         <w:t>Nox4</w:t>
       </w:r>
       <w:r>
-        <w:t xml:space="preserve">-targeted estimates were 2.902 ± 0.558 and 1.000 ± 0.233, with adjusted P = 0.0001 (Fig. 2B). These differences describe the normalized outputs of the targeted assays under the stated efficiency and pairing assumptions. They do not confirm </w:t>
-      </w:r>
-      <w:r>
-        <w:rPr>
-          <w:i/>
-        </w:rPr>
-        <w:t>Nox1</w:t>
-      </w:r>
-      <w:r>
-        <w:t>/</w:t>
-      </w:r>
-      <w:r>
-        <w:rPr>
-          <w:i/>
-        </w:rPr>
-        <w:t>Nox4</w:t>
-      </w:r>
-      <w:r>
-        <w:t xml:space="preserve"> transcript abundance because amplicon specificity remained unconfirmed.</w:t>
+        <w:t>-targeted estimates were 2.902 ± 0.558 and 1.000 ± 0.233, with adjusted P = 0.0001 (Fig. 2B).</w:t>
       </w:r>
     </w:p>
     <w:p>
@@ -423,7 +405,7 @@
         <w:t>Nox1</w:t>
       </w:r>
       <w:r>
-        <w:t>-targeted difference was nonsignificant (adjusted P = 0.0618). Nonsignificant comparisons do not demonstrate equivalence or normalization. Because the cohorts differed in terminal time, these findings cannot separate implant removal from elapsed time, aging or second-surgery effects.</w:t>
+        <w:t>-targeted difference was nonsignificant (adjusted P = 0.0618). These comparisons involve independent cohorts sampled at different terminal times.</w:t>
       </w:r>
     </w:p>
     <w:p>
@@ -436,47 +418,55 @@
     </w:p>
     <w:p>
       <w:r>
-        <w:t>The principal observation was a concurrent week-4 difference in regional medullary biochemistry: model rats had lower SOD activity and a higher MDA-related TBA signal than sham rats. Reporting both measurements adds a regional biochemical dimension to the established cervical model. The finding concerns a tissue block containing the RVLM and nearby medulla, rather than a defined neuronal population. It therefore provides a descriptive basis for more anatomically and chemically resolved experiments, without demonstrating that an RVLM-specific pathway mediated the cervical or blood-pressure phenotype.</w:t>
+        <w:t>At week 4, model rats had lower regional medullary SOD activity and a higher MDA-related TBA signal than concurrent sham rats. These observations add a regional biochemical dimension to the established cervical model. SOD activity and the TBA-derived signal address antioxidant activity and an oxidation-related readout, respectively. Because the blocks contained the RVLM and adjacent medulla, the findings concern a regional tissue phenotype rather than a defined nucleus or neuronal population.</w:t>
       </w:r>
     </w:p>
     <w:p>
       <w:r>
-        <w:t>The SOD result is relevant because reduced antioxidant-enzyme activity has been implicated experimentally in RVLM-associated hypertension. Chan and colleagues showed that restoring antioxidant enzymes in the RVLM lowered pressure in spontaneously hypertensive rats [5]. Our assay measured total SOD activity, however, and cannot distinguish SOD isoforms, enzyme abundance or the biochemical reasons for lower measured activity. The prior intervention study supports biological plausibility; it does not make the current association causal or establish that SOD changes explain blood pressure in this model.</w:t>
+        <w:t>The SOD finding is biologically relevant to earlier intervention work in spontaneously hypertensive rats, in which local restoration of RVLM antioxidant enzymes lowered arterial pressure [5]. The present total-activity assay does not distinguish SOD isoforms, enzyme abundance or the reason for reduced activity. Together with the higher MDA-related signal, it motivates closer examination of regional redox regulation in this model. Ang II-dependent NADPH oxidase signaling [6] and mitochondrial processes [7] are plausible candidates for such work, supported by studies in other experimental settings. The related Ang II/AT1-R observations [2] supply further context without establishing that either process mediates the present differences.</w:t>
       </w:r>
     </w:p>
     <w:p>
       <w:r>
-        <w:t>The MDA-related result addresses a different biochemical feature. Its direction alongside lower SOD activity is consistent with an altered regional redox profile, but the two assays do not validate each other. TBA-derived chromogens are not chemically specific to MDA [9], and protein normalization cannot remove all differences in tissue composition or reaction interference. Accordingly, the measured signal should not be presented as an absolute measure of lipid injury. The supplementary O12 index is even more restricted because tissue-matrix and buffer compatibility were not established. Common sample handling alone cannot exclude differential matrix effects.</w:t>
+        <w:t>Measurement characteristics limit the biochemical interpretation. Fourteen of the 18 SOD inhibition values fell outside the manufacturer-suggested 40–60% pilot optimization interval, and corresponding dilution-validation records were unavailable. This recommendation is not a demonstrated hard validity boundary, but quantitative interpretation requires caution. TBA-derived chromogens are not chemically specific to MDA [9], so the signal cannot independently establish lipid injury. The supplementary O12 index also lacks tissue-matrix and buffer-compatibility validation. Protein normalization and common processing do not resolve these assay-specific uncertainties.</w:t>
       </w:r>
     </w:p>
     <w:p>
       <w:r>
-        <w:t>The exploratory qPCR differences provide a question for subsequent molecular work rather than an answer about oxidase function. NOX1 and NOX4 differ in activation requirements and localization [8], so an RNA-level estimate cannot substitute for enzyme activity. Furthermore, NOX4 has shown protective effects in a vascular experimental setting [11], illustrating why a larger NOX-related signal cannot automatically be classified as pathogenic across tissues. In the present material, product specificity remains unconfirmed, amplification efficiency was assumed and a single unvalidated reference gene was used. These qualifications preclude a conclusion of established gene upregulation. No NOX enzyme-activity measurement or isoform-specific perturbation was available to connect the targeted assays to the biochemical differences.</w:t>
+        <w:t xml:space="preserve">The targeted qPCR differences remain exploratory. NOX1 and NOX4 have distinct activation requirements and localization [8], and NOX4 has shown protective effects in a vascular experimental setting [11]. Functional interpretation is therefore context dependent. The unconfirmed product specificity, assumed efficiencies, unvalidated single reference gene and absence of technical replication and retained NTC/no-RT records prevent a conclusion of established </w:t>
+      </w:r>
+      <w:r>
+        <w:rPr>
+          <w:i/>
+        </w:rPr>
+        <w:t>Nox1</w:t>
+      </w:r>
+      <w:r>
+        <w:t>/</w:t>
+      </w:r>
+      <w:r>
+        <w:rPr>
+          <w:i/>
+        </w:rPr>
+        <w:t>Nox4</w:t>
+      </w:r>
+      <w:r>
+        <w:t xml:space="preserve"> upregulation. No NOX enzyme-activity measurement or isoform-specific perturbation linked these assays to the regional biochemical phenotype. The data support further investigation of these candidates, without identifying a ROS source or a NOX–sympathetic–blood-pressure pathway.</w:t>
       </w:r>
     </w:p>
     <w:p>
       <w:r>
-        <w:t>Other regional processes remain possible. NADPH oxidase-dependent Ang II signaling can influence RVLM pressor responses in experimental studies [6], while mitochondrial impairment can also contribute to regional oxidant production [7]. The related Ang II/AT1-R report [2] supplies a reason to investigate these alternatives in this model, but shared program-level observations do not demonstrate mediation. The present data cannot identify a cervical afferent route, a particular ROS source, or a sequence from NOX activation through sympathetic output to elevated pressure. Mechanistic discrimination would require a validated region-specific intervention and physiological measurements obtained from the corresponding animals.</w:t>
+        <w:t>The restoration cohort describes a later phenotype: its mean SOD activity was closer to the sham value, while the MDA-related signal remained higher. Implant removal cannot be isolated from elapsed time, age, spontaneous model evolution or repeat anesthesia and surgery because restoration animals were sampled at week 8 and the other cohorts at week 4. A continued-implant week-8 cohort and a time-matched second-surgery sham cohort would distinguish these possibilities. The nonsignificant SOD comparison does not establish equivalence or normalization. Small, male-only samples, undocumented blinding and unavailable historical sample-linkage records further limit precision, generalizability and assessment of bias.</w:t>
       </w:r>
     </w:p>
     <w:p>
       <w:r>
-        <w:t>The restoration cohort is informative as a later endpoint. Its mean SOD activity was closer to the sham value, while the MDA-related signal remained elevated relative to sham. Describing these values preserves an observation that may help plan follow-up studies. It does not show that removing the implant reversed the biochemical phenotype. The model and sham cohorts ended at week 4, whereas restoration animals were studied at week 8. Differences therefore include elapsed time, age, spontaneous evolution of the model, repeat anesthesia and surgery, in addition to implant removal. A continued-implant week-8 cohort and a time-matched second-surgery sham cohort are needed to distinguish these explanations.</w:t>
+        <w:t>The omission of postoperative analgesia also limits interpretation of the regional endpoints and evaluation of animal welfare. The retained records did not provide a specific rationale or authorization for its omission. Routine observations and antibiotic treatment do not establish adequate pain relief, and pain- or stress-related influences cannot be excluded. Prospective work should incorporate an institutionally reviewed analgesia plan with predefined monitoring and intervention criteria.</w:t>
       </w:r>
     </w:p>
     <w:p>
       <w:r>
-        <w:t>Several measurement and design limitations affect the strength of inference. Fourteen of the 18 SOD inhibition values lay outside the manufacturer's suggested 40–60% pilot optimization interval, and corresponding dilution-validation records were not available. This recommendation is not a demonstrated hard validity boundary, but quantitative interpretation requires caution. The qPCR assays had one measurement per sample and lacked retained NTC/no-RT records and complete validation. Although investigators confirmed independent animal samples and target/reference pairing, the historical animal–sample ledger and cross-assay overlap were unavailable. The small, male-only samples and undocumented blinding further limit precision, generalizability and assessment of bias. These are limitations of the available evidence rather than reasons to remove inconvenient observations.</w:t>
-      </w:r>
-    </w:p>
-    <w:p>
-      <w:r>
-        <w:t>Animal welfare also affects interpretation. Nine of the 50 rats undergoing induction died, and no postoperative analgesics were given after induction or implant removal. A specific written justification or authorization for withholding analgesia was not retained. Perioperative observations and antibiotic treatment cannot establish adequate pain relief. Pain and stress are therefore potential influences on the measured regional endpoints, and ethical approval alone does not resolve the absence of a documented analgesia rationale. Any prospective extension of this work should use an institutionally reviewed analgesia plan and predefined monitoring and intervention criteria.</w:t>
-      </w:r>
-    </w:p>
-    <w:p>
-      <w:r>
-        <w:t>In conclusion, rats with atlantoaxial joint disorder showed lower regional medullary SOD activity and higher MDA-related TBA signals than concurrent sham rats at week 4. The later restoration cohort and targeted qPCR estimates extend the description but do not establish an implant-removal effect or a NOX-mediated mechanism. The useful next question is whether the regional biochemical difference persists with validated assays and time-matched controls, and whether a defined intervention links it to autonomic function.</w:t>
+        <w:t>In conclusion, rats with atlantoaxial joint disorder showed lower regional medullary SOD activity and higher MDA-related TBA signals than concurrent sham rats at week 4. The findings characterize an exploratory regional biochemical phenotype. The later restoration observations and targeted qPCR estimates do not establish an implant-removal effect or a NOX-mediated mechanism.</w:t>
       </w:r>
     </w:p>
     <w:p>
@@ -528,7 +518,7 @@
     </w:p>
     <w:p>
       <w:r>
-        <w:t>Processed biochemical values, paired target/reference Cq values, statistical results and the available original qPCR exports accompany this article. The Supplementary Information provides assay qualifications and the two plate-annotation explanations. Animal identity and cross-assay linkage records were not recoverable; reported biological replication and pairing rely on investigator confirmation. The original ethics approval document and approved protocol were not retained in the available archive. No cross-assay individual-animal linkage is asserted.</w:t>
+        <w:t>Processed biochemical values, paired target/reference Cq values, statistical results and available original qPCR exports accompany this article. Detailed assay qualifications and the two plate-annotation explanations are in the Supplementary Information. The historical animal–sample ledger and cross-assay linkage were not recoverable; biological replication and same-animal target/reference pairing were confirmed by the investigators. Observation indices are source positions, not animal identifiers.</w:t>
       </w:r>
     </w:p>
     <w:p>

--- a/research/Physiological_Research_Original_Article_完整重写稿_20261020/Yuan.docx
+++ b/research/Physiological_Research_Original_Article_完整重写稿_20261020/Yuan.docx
@@ -263,7 +263,25 @@
     </w:p>
     <w:p>
       <w:r>
-        <w:t>Within-sample ΔCq was target Cq minus paired β-actin Cq. Relative quantity was calculated as 2 raised to −ΔCq and divided by the arithmetic mean quantity of the six sham samples for that assay. Equal, approximately 100% amplification efficiencies were assumed; efficiencies and reference-gene stability were not validated, and NTC/no-RT records were unavailable. Heterogeneous melt profiles and absent product-identity evidence left specificity unconfirmed [10]; results were retained as exploratory normalized assay estimates. Investigator-confirmed explanations for two plate annotations, B10-Ch5 and D12-Ch5, are detailed in Supplementary Table S4. Original exports, numerical assignments and pairings were preserved.</w:t>
+        <w:t>Within-sample ΔCq was target Cq minus paired β-actin Cq. Relative quantity was calculated as 2 raised to −ΔCq and divided by the arithmetic mean quantity of the six sham samples for that assay. Equal, approximately 100% amplification efficiencies were assumed; efficiencies and reference-gene stability were not validated, and NTC/no-RT records were unavailable. Heterogeneous melt profiles and absent product-identity evidence left specificity unconfirmed [10]; results were retained as exploratory normalized assay estimates. Both B10-Ch5 (</w:t>
+      </w:r>
+      <w:r>
+        <w:rPr>
+          <w:i/>
+        </w:rPr>
+        <w:t>Nox1</w:t>
+      </w:r>
+      <w:r>
+        <w:t>, model; Cq 29.82) and D12-Ch5 (</w:t>
+      </w:r>
+      <w:r>
+        <w:rPr>
+          <w:i/>
+        </w:rPr>
+        <w:t>Nox4</w:t>
+      </w:r>
+      <w:r>
+        <w:t>, sham-operated; Cq 34.69) had numerical Cq values in the original Cq Results exports and were included in the analysis. Author-confirmed plate annotation corrections are documented in Supplementary Table S4. Cq values, sample assignments, reference pairings and statistical results were unchanged; original exports were preserved.</w:t>
       </w:r>
     </w:p>
     <w:p>
@@ -518,7 +536,7 @@
     </w:p>
     <w:p>
       <w:r>
-        <w:t>Processed biochemical values, paired target/reference Cq values, statistical results and available original qPCR exports accompany this article. Detailed assay qualifications and the two plate-annotation explanations are in the Supplementary Information. The historical animal–sample ledger and cross-assay linkage were not recoverable; biological replication and same-animal target/reference pairing were confirmed by the investigators. Observation indices are source positions, not animal identifiers.</w:t>
+        <w:t>Processed biochemical values, paired target/reference Cq values, statistical results and available original qPCR exports accompany this article. Detailed assay qualifications and documentation of the plate annotation corrections are in the Supplementary Information. The historical animal–sample ledger and cross-assay linkage were not recoverable; biological replication and same-animal target/reference pairing were confirmed by the investigators. Observation indices are source positions, not animal identifiers.</w:t>
       </w:r>
     </w:p>
     <w:p>

--- a/research/Physiological_Research_Original_Article_完整重写稿_20261020/Yuan.docx
+++ b/research/Physiological_Research_Original_Article_完整重写稿_20261020/Yuan.docx
@@ -86,7 +86,7 @@
         <w:t>Nox4</w:t>
       </w:r>
       <w:r>
-        <w:t xml:space="preserve">-targeted RT-qPCR as an exploratory measurement. Male Wistar rats underwent sham exposure or atlantoaxial implantation. Sham and model cohorts were sampled at week 4; an independent restoration cohort underwent implant removal at week 4 and sampling at week 8. Each endpoint included six independently processed rat samples per group. Tissue blocks contained the rostral ventrolateral medulla and adjacent medulla. At week 4, model rats had lower SOD activity than sham rats (0.564 ± 0.072 versus 1.122 ± 0.072 U/mg protein) and higher MDA-related signals (0.349 ± 0.034 versus 0.095 ± 0.017 nmol/mg protein; both adjusted P &lt; 0.001). Normalized </w:t>
+        <w:t xml:space="preserve">-targeted RT-qPCR as an exploratory measurement. Male Wistar rats underwent sham exposure or atlantoaxial implantation. Sham and model cohorts were sampled at week 4; an independent restoration cohort underwent implant removal at week 4 and sampling at week 8. SOD, MDA and RT-qPCR analyses each included six independently processed rats per group; Western blotting used three rats per group. Tissue blocks contained the rostral ventrolateral medulla and adjacent medulla. At week 4, model rats had lower SOD activity than sham rats (0.564 ± 0.072 versus 1.122 ± 0.072 U/mg protein) and higher MDA-related signals (0.349 ± 0.034 versus 0.095 ± 0.017 nmol/mg protein; both adjusted P &lt; 0.001). Normalized </w:t>
       </w:r>
       <w:r>
         <w:rPr>
@@ -199,7 +199,7 @@
     </w:p>
     <w:p>
       <w:r>
-        <w:t>Sixty rats were initially allocated by random numbers to sham operation (n = 10) or model induction (n = 50). Six modeled rats died intraoperatively and three postoperatively. Of 41 survivors, seven lost their implants and 34 retained them. After screening, 30 successfully modeled rats were allocated by random numbers to model, restoration or superior cervical ganglion resection cohorts (10 each); four were retained in reserve. Only sham, model and restoration cohorts are reported here. Each biochemical and RT-qPCR endpoint used six separately processed rat samples per group, without cross-animal pooling. The basis for biological replication and sample linkage is given in Data availability.</w:t>
+        <w:t>Sixty rats were initially allocated by random numbers to sham operation (n = 10) or model induction (n = 50). Six modeled rats died intraoperatively and three postoperatively. Of 41 survivors, seven lost their implants and 34 retained them. After screening, 30 successfully modeled rats were allocated by random numbers to model, restoration or superior cervical ganglion resection cohorts (10 each); four were retained in reserve. Only sham, model and restoration cohorts are reported here. SOD, MDA, auxiliary fluorescence and RT-qPCR measurements each used six separately processed rat samples per group, without cross-animal pooling; Western blotting used three rats per group. The basis for biological replication and sample linkage is given in Data availability.</w:t>
       </w:r>
     </w:p>
     <w:p>
@@ -289,12 +289,26 @@
         <w:pStyle w:val="4"/>
       </w:pPr>
       <w:r>
+        <w:t>Representative Western blotting</w:t>
+      </w:r>
+    </w:p>
+    <w:p>
+      <w:pPr/>
+      <w:r>
+        <w:t>Western blotting was performed using tissue lysates from three rats per group. Proteins were separated by 10% SDS–PAGE and transferred to PVDF membranes. After blocking with 5% non-fat milk for 2 h at room temperature, membranes were incubated overnight at 4°C with antibodies against NOX1 (Bioss, bs-3682R; 1:1000), NOX4 (Bioss, bs-1091R; 1:1000) or β-actin (Zsbio, TA-09), followed by HRP-conjugated secondary antibodies (1:20,000). Chemiluminescent signals were acquired using a JS-1070P imaging system. One representative lane per group is presented; animal-level densitometry is not reported here.</w:t>
+      </w:r>
+    </w:p>
+    <w:p>
+      <w:pPr>
+        <w:pStyle w:val="4"/>
+      </w:pPr>
+      <w:r>
         <w:t>Statistical analysis</w:t>
       </w:r>
     </w:p>
     <w:p>
       <w:r>
-        <w:t xml:space="preserve">The rat was the experimental unit. Results are mean ± sample SD, with six samples per group per endpoint. All supplied observations were included without outlier removal or imputation. Biochemical comparisons used Welch one-way ANOVA and Games–Howell tests with 95% confidence intervals, adjusting three comparisons within each endpoint without cross-endpoint adjustment. RT-qPCR inference used two-sided Welch t tests on ΔCq, with Holm correction across all 18 comparisons in the original six-target, three-contrast family; only </w:t>
+        <w:t xml:space="preserve">The rat was the experimental unit. Quantitative results are mean ± sample SD, with six samples per group for each SOD, MDA, fluorescence or RT-qPCR endpoint. All supplied observations were included without outlier removal or imputation. Biochemical comparisons used Welch one-way ANOVA and Games–Howell tests with 95% confidence intervals, adjusting three comparisons within each endpoint without cross-endpoint adjustment. RT-qPCR inference used two-sided Welch t tests on ΔCq, with Holm correction across all 18 comparisons in the original six-target, three-contrast family; only </w:t>
       </w:r>
       <w:r>
         <w:rPr>
@@ -428,6 +442,20 @@
     </w:p>
     <w:p>
       <w:pPr>
+        <w:pStyle w:val="4"/>
+      </w:pPr>
+      <w:r>
+        <w:t>Representative Western blot observations</w:t>
+      </w:r>
+    </w:p>
+    <w:p>
+      <w:pPr/>
+      <w:r>
+        <w:t>Representative β-actin, NOX1 and NOX4 immunoreactive bands are shown in Fig. 3, providing qualitative protein-level observations. Group-level densitometry and statistical comparisons are not reported here.</w:t>
+      </w:r>
+    </w:p>
+    <w:p>
+      <w:pPr>
         <w:pStyle w:val="3"/>
       </w:pPr>
       <w:r>
@@ -451,26 +479,20 @@
     </w:p>
     <w:p>
       <w:r>
-        <w:t xml:space="preserve">The targeted qPCR differences remain exploratory. NOX1 and NOX4 have distinct activation requirements and localization [8], and NOX4 has shown protective effects in a vascular experimental setting [11]. Functional interpretation is therefore context dependent. The unconfirmed product specificity, assumed efficiencies, unvalidated single reference gene and absence of technical replication and retained NTC/no-RT records prevent a conclusion of established </w:t>
+        <w:t>The targeted qPCR differences remain exploratory. NOX1 and NOX4 have distinct activation requirements and localization [8], and NOX4 has shown protective effects in a vascular experimental setting [11]. Functional interpretation is therefore context dependent. The unconfirmed product specificity, assumed efficiencies, unvalidated single reference gene and absence of technical replication and retained NTC/no-RT records prevent a conclusion of established Nox1/Nox4 upregulation. No NOX enzyme-activity measurement or isoform-specific perturbation linked these assays to the regional biochemical phenotype. The data support further investigation of these candidates, without identifying a ROS source or a NOX–sympathetic–blood-pressure pathway. Representative immunoblots also documented NOX1/NOX4 immunoreactivity (Fig. 3), providing qualitative protein context for further work.</w:t>
       </w:r>
       <w:r>
         <w:rPr>
           <w:i/>
         </w:rPr>
-        <w:t>Nox1</w:t>
       </w:r>
-      <w:r>
-        <w:t>/</w:t>
-      </w:r>
+      <w:r/>
       <w:r>
         <w:rPr>
           <w:i/>
         </w:rPr>
-        <w:t>Nox4</w:t>
       </w:r>
-      <w:r>
-        <w:t xml:space="preserve"> upregulation. No NOX enzyme-activity measurement or isoform-specific perturbation linked these assays to the regional biochemical phenotype. The data support further investigation of these candidates, without identifying a ROS source or a NOX–sympathetic–blood-pressure pathway.</w:t>
-      </w:r>
+      <w:r/>
     </w:p>
     <w:p>
       <w:r>
@@ -536,7 +558,7 @@
     </w:p>
     <w:p>
       <w:r>
-        <w:t>Processed biochemical values, paired target/reference Cq values, statistical results and available original qPCR exports accompany this article. Detailed assay qualifications and documentation of the plate annotation corrections are in the Supplementary Information. The historical animal–sample ledger and cross-assay linkage were not recoverable; biological replication and same-animal target/reference pairing were confirmed by the investigators. Observation indices are source positions, not animal identifiers.</w:t>
+        <w:t>Processed biochemical values, paired target/reference Cq values, statistical results and available original qPCR exports accompany this article. Detailed assay qualifications and documentation of the plate annotation corrections are in the Supplementary Information. The historical animal–sample ledger and cross-assay linkage were not recoverable; biological replication and same-animal target/reference pairing were confirmed by the investigators. Observation indices are source positions, not animal identifiers. Available Western blot strip images and the associated laboratory report are provided in Supplementary File 2.</w:t>
       </w:r>
     </w:p>
     <w:p>
@@ -744,13 +766,9 @@
       </w:r>
     </w:p>
     <w:p>
-      <w:r>
-        <w:br w:type="page"/>
-      </w:r>
-    </w:p>
-    <w:p>
       <w:pPr>
         <w:pStyle w:val="3"/>
+        <w:pageBreakBefore/>
       </w:pPr>
       <w:r>
         <w:t>Figure 1</w:t>
@@ -809,13 +827,9 @@
       </w:r>
     </w:p>
     <w:p>
-      <w:r>
-        <w:br w:type="page"/>
-      </w:r>
-    </w:p>
-    <w:p>
       <w:pPr>
         <w:pStyle w:val="3"/>
+        <w:pageBreakBefore/>
       </w:pPr>
       <w:r>
         <w:t>Figure 2</w:t>
@@ -889,6 +903,62 @@
       </w:r>
       <w:r>
         <w:t>-targeted (B) RT-qPCR assay estimates. Points show samples; horizontal lines and error bars indicate mean ± sample SD (n = 6/group). Quantities were normalized to the arithmetic mean quantity in sham samples; individual sham values were not set to 1. Statistics used ΔCq and two-sided Welch t tests, with Holm correction across the original 18-comparison family: *P &lt; 0.05, **P &lt; 0.01, ***P &lt; 0.001; ns, P ≥ 0.05. Target specificity and amplification efficiency were not established. Sham/model sampling was at week 4 and restoration sampling at week 8.</w:t>
+      </w:r>
+    </w:p>
+    <w:p>
+      <w:pPr>
+        <w:pStyle w:val="3"/>
+        <w:pageBreakBefore/>
+      </w:pPr>
+      <w:r>
+        <w:t>Figure 3</w:t>
+      </w:r>
+    </w:p>
+    <w:p>
+      <w:pPr>
+        <w:jc w:val="center"/>
+      </w:pPr>
+      <w:r>
+        <w:drawing>
+          <wp:inline xmlns:a="http://schemas.openxmlformats.org/drawingml/2006/main" xmlns:pic="http://schemas.openxmlformats.org/drawingml/2006/picture">
+            <wp:extent cx="5544000" cy="2772000"/>
+            <wp:docPr id="3" name="Picture 3"/>
+            <wp:cNvGraphicFramePr>
+              <a:graphicFrameLocks noChangeAspect="1"/>
+            </wp:cNvGraphicFramePr>
+            <a:graphic>
+              <a:graphicData uri="http://schemas.openxmlformats.org/drawingml/2006/picture">
+                <pic:pic>
+                  <pic:nvPicPr>
+                    <pic:cNvPr id="0" name="Yuan_fig3.png"/>
+                    <pic:cNvPicPr/>
+                  </pic:nvPicPr>
+                  <pic:blipFill>
+                    <a:blip r:embed="rId13"/>
+                    <a:stretch>
+                      <a:fillRect/>
+                    </a:stretch>
+                  </pic:blipFill>
+                  <pic:spPr>
+                    <a:xfrm>
+                      <a:off x="0" y="0"/>
+                      <a:ext cx="5544000" cy="2772000"/>
+                    </a:xfrm>
+                    <a:prstGeom prst="rect"/>
+                  </pic:spPr>
+                </pic:pic>
+              </a:graphicData>
+            </a:graphic>
+          </wp:inline>
+        </w:drawing>
+      </w:r>
+    </w:p>
+    <w:p>
+      <w:pPr>
+        <w:pStyle w:val="15"/>
+      </w:pPr>
+      <w:r>
+        <w:t>Fig. 3. Representative Western blots of β-actin, NOX1 and NOX4 in regional medullary tissue. Lanes from left to right represent sham-operated, model and restoration rats. The experiment used three rats per group; the figure displays one representative lane per group. Molecular-mass labels (β-actin, 42 kDa; NOX1, 62 kDa; NOX4, 64 kDa) follow the supplied source figure. Sham and model rats were sampled at week 4 and restoration rats at week 8. The displayed lanes do not establish group-level protein differences.</w:t>
       </w:r>
     </w:p>
     <w:sectPr>

--- a/research/Physiological_Research_Original_Article_完整重写稿_20261020/Yuan.docx
+++ b/research/Physiological_Research_Original_Article_完整重写稿_20261020/Yuan.docx
@@ -86,25 +86,21 @@
         <w:t>Nox4</w:t>
       </w:r>
       <w:r>
-        <w:t xml:space="preserve">-targeted RT-qPCR as an exploratory measurement. Male Wistar rats underwent sham exposure or atlantoaxial implantation. Sham and model cohorts were sampled at week 4; an independent restoration cohort underwent implant removal at week 4 and sampling at week 8. SOD, MDA and RT-qPCR analyses each included six independently processed rats per group; Western blotting used three rats per group. Tissue blocks contained the rostral ventrolateral medulla and adjacent medulla. At week 4, model rats had lower SOD activity than sham rats (0.564 ± 0.072 versus 1.122 ± 0.072 U/mg protein) and higher MDA-related signals (0.349 ± 0.034 versus 0.095 ± 0.017 nmol/mg protein; both adjusted P &lt; 0.001). Normalized </w:t>
+        <w:t>-targeted RT-qPCR as an exploratory measurement. Male Wistar rats underwent sham exposure or atlantoaxial implantation. Sham and model cohorts were sampled at week 4; an independent restoration cohort underwent implant removal at week 4 and sampling at week 8. SOD, MDA and RT-qPCR analyses each included six independently processed rats per group; Western blotting used three rats per group. Tissue blocks contained the rostral ventrolateral medulla and adjacent medulla. At week 4, model rats had lower SOD activity than sham rats (0.564 ± 0.072 versus 1.122 ± 0.072 U/mg protein) and higher MDA-related signals (0.349 ± 0.034 versus 0.095 ± 0.017 nmol/mg protein; both adjusted P &lt; 0.001). Normalized Nox1/Nox4-targeted estimates were also higher, although unconfirmed product specificity precluded conclusions about transcript abundance. Western blotting showed higher NOX1/NOX4 protein signals in model than sham rats.</w:t>
       </w:r>
       <w:r>
         <w:rPr>
           <w:i/>
         </w:rPr>
-        <w:t>Nox1</w:t>
       </w:r>
-      <w:r>
-        <w:t>/</w:t>
-      </w:r>
+      <w:r/>
       <w:r>
         <w:rPr>
           <w:i/>
         </w:rPr>
-        <w:t>Nox4</w:t>
       </w:r>
       <w:r>
-        <w:t>-targeted estimates were also higher, although unconfirmed product specificity precluded conclusions about transcript abundance. At week 8, restoration-cohort SOD and MDA-related values were 1.035 ± 0.101 and 0.213 ± 0.049, respectively. The concurrent comparison supports a descriptive regional biochemical difference. The unmatched later cohort and exploratory qPCR results do not establish an implant-removal effect or a NOX-mediated mechanism.</w:t>
+        <w:t xml:space="preserve"> At week 8, restoration-cohort SOD and MDA-related values were 1.035 ± 0.101 and 0.213 ± 0.049, respectively. The concurrent comparison supports a descriptive regional biochemical difference. The unmatched later cohort and exploratory qPCR results do not establish an implant-removal effect or a NOX-mediated mechanism.</w:t>
       </w:r>
     </w:p>
     <w:p>
@@ -289,13 +285,13 @@
         <w:pStyle w:val="4"/>
       </w:pPr>
       <w:r>
-        <w:t>Representative Western blotting</w:t>
+        <w:t>Western blotting and densitometric analysis</w:t>
       </w:r>
     </w:p>
     <w:p>
       <w:pPr/>
       <w:r>
-        <w:t>Western blotting was performed using tissue lysates from three rats per group. Proteins were separated by 10% SDS–PAGE and transferred to PVDF membranes. After blocking with 5% non-fat milk for 2 h at room temperature, membranes were incubated overnight at 4°C with antibodies against NOX1 (Bioss, bs-3682R; 1:1000), NOX4 (Bioss, bs-1091R; 1:1000) or β-actin (Zsbio, TA-09), followed by HRP-conjugated secondary antibodies (1:20,000). Chemiluminescent signals were acquired using a JS-1070P imaging system. One representative lane per group is presented; animal-level densitometry is not reported here.</w:t>
+        <w:t>Western blotting was performed using tissue lysates from three rats per group. Proteins were separated by 10% SDS–PAGE and transferred to PVDF membranes. After blocking with 5% non-fat milk for 2 h at room temperature, membranes were incubated overnight at 4°C with antibodies against NOX1 (Bioss, bs-3682R; 1:1000), NOX4 (Bioss, bs-1091R; 1:1000) or β-actin (Zsbio, TA-09), followed by HRP-conjugated secondary antibodies (1:20,000). Chemiluminescent signals were acquired using a JS-1070P imaging system. Band intensities were assessed using ImageJ, with β-actin serving as a loading reference. Figure 3 presents one representative lane per group together with the original NOX4 and NOX1 summary graphs.</w:t>
       </w:r>
     </w:p>
     <w:p>
@@ -308,7 +304,7 @@
     </w:p>
     <w:p>
       <w:r>
-        <w:t xml:space="preserve">The rat was the experimental unit. Quantitative results are mean ± sample SD, with six samples per group for each SOD, MDA, fluorescence or RT-qPCR endpoint. All supplied observations were included without outlier removal or imputation. Biochemical comparisons used Welch one-way ANOVA and Games–Howell tests with 95% confidence intervals, adjusting three comparisons within each endpoint without cross-endpoint adjustment. RT-qPCR inference used two-sided Welch t tests on ΔCq, with Holm correction across all 18 comparisons in the original six-target, three-contrast family; only </w:t>
+        <w:t xml:space="preserve">The rat was the experimental unit. Quantitative results are mean ± sample SD, with six samples per group for each SOD, MDA, fluorescence or RT-qPCR endpoint. Western blot data were originally reported as mean ± SD (n = 3 rats/group), with one-way ANOVA and post hoc comparisons. The archived description did not name the specific post hoc test. The original Western blot summary graphs and significance annotations were retained without reanalysis using the present SOD, MDA or RT-qPCR methods. All values in the supplied biochemical and RT-qPCR datasets were included without outlier removal or imputation. Biochemical comparisons used Welch one-way ANOVA and Games–Howell tests with 95% confidence intervals, adjusting three comparisons within each endpoint without cross-endpoint adjustment. RT-qPCR inference used two-sided Welch t tests on ΔCq, with Holm correction across all 18 comparisons in the original six-target, three-contrast family; only </w:t>
       </w:r>
       <w:r>
         <w:rPr>
@@ -445,13 +441,13 @@
         <w:pStyle w:val="4"/>
       </w:pPr>
       <w:r>
-        <w:t>Representative Western blot observations</w:t>
+        <w:t>NOX1 and NOX4 protein signals</w:t>
       </w:r>
     </w:p>
     <w:p>
       <w:pPr/>
       <w:r>
-        <w:t>Representative β-actin, NOX1 and NOX4 immunoreactive bands are shown in Fig. 3, providing qualitative protein-level observations. Group-level densitometry and statistical comparisons are not reported here.</w:t>
+        <w:t>Representative β-actin, NOX1 and NOX4 immunoreactive bands are shown in Fig. 3A. The original densitometric summaries showed higher NOX4 and NOX1 protein signals in model than sham rats (both P &lt; 0.001; Fig. 3B,C). Restoration-cohort signals were lower than model values (NOX4, P &lt; 0.01; NOX1, P &lt; 0.05). These comparisons reproduce the original analysis (n = 3 rats/group); sham and model rats were sampled at week 4 and restoration rats at week 8.</w:t>
       </w:r>
     </w:p>
     <w:p>
@@ -479,7 +475,7 @@
     </w:p>
     <w:p>
       <w:r>
-        <w:t>The targeted qPCR differences remain exploratory. NOX1 and NOX4 have distinct activation requirements and localization [8], and NOX4 has shown protective effects in a vascular experimental setting [11]. Functional interpretation is therefore context dependent. The unconfirmed product specificity, assumed efficiencies, unvalidated single reference gene and absence of technical replication and retained NTC/no-RT records prevent a conclusion of established Nox1/Nox4 upregulation. No NOX enzyme-activity measurement or isoform-specific perturbation linked these assays to the regional biochemical phenotype. The data support further investigation of these candidates, without identifying a ROS source or a NOX–sympathetic–blood-pressure pathway. Representative immunoblots also documented NOX1/NOX4 immunoreactivity (Fig. 3), providing qualitative protein context for further work.</w:t>
+        <w:t>The targeted qPCR differences remain exploratory. NOX1 and NOX4 have distinct activation requirements and localization [8], and NOX4 has shown protective effects in a vascular experimental setting [11]. Functional interpretation is therefore context dependent. The unconfirmed product specificity, assumed efficiencies, unvalidated single reference gene and absence of technical replication and retained NTC/no-RT records prevent a conclusion of established Nox1/Nox4 upregulation. No NOX enzyme-activity measurement or isoform-specific perturbation linked these assays to the regional biochemical phenotype. The data support further investigation of these candidates, without identifying a ROS source or a NOX–sympathetic–blood-pressure pathway. The original Western blot analysis supports differences in NOX1/NOX4 protein signals (Fig. 3). Higher protein abundance does not establish increased enzyme activity or a causal contribution to the regional biochemical phenotype.</w:t>
       </w:r>
       <w:r>
         <w:rPr>
@@ -558,7 +554,7 @@
     </w:p>
     <w:p>
       <w:r>
-        <w:t>Processed biochemical values, paired target/reference Cq values, statistical results and available original qPCR exports accompany this article. Detailed assay qualifications and documentation of the plate annotation corrections are in the Supplementary Information. The historical animal–sample ledger and cross-assay linkage were not recoverable; biological replication and same-animal target/reference pairing were confirmed by the investigators. Observation indices are source positions, not animal identifiers. Available Western blot strip images and the associated laboratory report are provided in Supplementary File 2.</w:t>
+        <w:t>Processed biochemical values, paired target/reference Cq values, statistical results and available original qPCR exports accompany this article. Detailed assay qualifications and documentation of the plate annotation corrections are in the Supplementary Information. The historical animal–sample ledger and cross-assay linkage were not recoverable; biological replication and same-animal target/reference pairing were confirmed by the investigators. Observation indices are source positions, not animal identifiers. Western blot source images and the associated laboratory report are provided in Supplementary File 2. The investigators confirmed that the source densitometry data are retained. Figure 3B,C reproduce the original summary analysis; it was not independently recalculated for this report.</w:t>
       </w:r>
     </w:p>
     <w:p>
@@ -781,7 +777,7 @@
       <w:r>
         <w:drawing>
           <wp:inline distT="0" distB="0" distL="114300" distR="114300">
-            <wp:extent cx="5543550" cy="2832100"/>
+            <wp:extent cx="5544000" cy="2921032"/>
             <wp:effectExtent l="0" t="0" r="19050" b="12700"/>
             <wp:docPr id="1" name="Picture 1"/>
             <wp:cNvGraphicFramePr>
@@ -805,7 +801,7 @@
                   <pic:spPr>
                     <a:xfrm>
                       <a:off x="0" y="0"/>
-                      <a:ext cx="5544000" cy="2832261"/>
+                      <a:ext cx="5544000" cy="2921032"/>
                     </a:xfrm>
                     <a:prstGeom prst="rect">
                       <a:avLst/>
@@ -823,7 +819,7 @@
         <w:pStyle w:val="15"/>
       </w:pPr>
       <w:r>
-        <w:t>Fig. 1. Regional medullary SOD activity (A) and TBA-derived MDA-related signal (B). Points show the six independently processed samples per group; horizontal lines and error bars indicate mean ± sample SD. Sham and model cohorts were sampled at week 4; the independent restoration cohort was sampled at week 8 after implant removal at week 4. Brackets show Games–Howell comparisons following Welch ANOVA, with adjustment across the three comparisons within each endpoint: **P &lt; 0.01, ***P &lt; 0.001; ns, P ≥ 0.05. Comparisons involving restoration do not isolate an implant-removal effect. Tissue contained the RVLM and adjacent medulla.</w:t>
+        <w:t>Fig. 1. Regional medullary SOD activity (A) and TBA-derived MDA-related signal (B). Bars and error bars indicate mean ± sample SD for the six independently processed samples per group. Sham and model cohorts were sampled at week 4; the independent restoration cohort was sampled at week 8 after implant removal at week 4. Brackets show Games–Howell comparisons following Welch ANOVA, with adjustment across the three comparisons within each endpoint: **P &lt; 0.01, ***P &lt; 0.001; ns, P ≥ 0.05. Comparisons involving restoration do not isolate an implant-removal effect. Tissue contained the RVLM and adjacent medulla.</w:t>
       </w:r>
     </w:p>
     <w:p>
@@ -842,7 +838,7 @@
       <w:r>
         <w:drawing>
           <wp:inline distT="0" distB="0" distL="114300" distR="114300">
-            <wp:extent cx="5543550" cy="2832100"/>
+            <wp:extent cx="5544000" cy="2921032"/>
             <wp:effectExtent l="0" t="0" r="19050" b="12700"/>
             <wp:docPr id="2" name="Picture 2"/>
             <wp:cNvGraphicFramePr>
@@ -866,7 +862,7 @@
                   <pic:spPr>
                     <a:xfrm>
                       <a:off x="0" y="0"/>
-                      <a:ext cx="5544000" cy="2832261"/>
+                      <a:ext cx="5544000" cy="2921032"/>
                     </a:xfrm>
                     <a:prstGeom prst="rect">
                       <a:avLst/>
@@ -902,7 +898,7 @@
         <w:t>Nox4</w:t>
       </w:r>
       <w:r>
-        <w:t>-targeted (B) RT-qPCR assay estimates. Points show samples; horizontal lines and error bars indicate mean ± sample SD (n = 6/group). Quantities were normalized to the arithmetic mean quantity in sham samples; individual sham values were not set to 1. Statistics used ΔCq and two-sided Welch t tests, with Holm correction across the original 18-comparison family: *P &lt; 0.05, **P &lt; 0.01, ***P &lt; 0.001; ns, P ≥ 0.05. Target specificity and amplification efficiency were not established. Sham/model sampling was at week 4 and restoration sampling at week 8.</w:t>
+        <w:t>-targeted (B) RT-qPCR assay estimates. Bars and error bars indicate mean ± sample SD (n = 6/group). Quantities were normalized to the arithmetic mean quantity in sham samples; individual sham values were not set to 1. Statistics used ΔCq and two-sided Welch t tests, with Holm correction across the original 18-comparison family: *P &lt; 0.05, **P &lt; 0.01, ***P &lt; 0.001; ns, P ≥ 0.05. Target specificity and amplification efficiency were not established. Sham/model sampling was at week 4 and restoration sampling at week 8.</w:t>
       </w:r>
     </w:p>
     <w:p>
@@ -921,7 +917,7 @@
       <w:r>
         <w:drawing>
           <wp:inline xmlns:a="http://schemas.openxmlformats.org/drawingml/2006/main" xmlns:pic="http://schemas.openxmlformats.org/drawingml/2006/picture">
-            <wp:extent cx="5544000" cy="2772000"/>
+            <wp:extent cx="5544000" cy="3630131"/>
             <wp:docPr id="3" name="Picture 3"/>
             <wp:cNvGraphicFramePr>
               <a:graphicFrameLocks noChangeAspect="1"/>
@@ -942,7 +938,7 @@
                   <pic:spPr>
                     <a:xfrm>
                       <a:off x="0" y="0"/>
-                      <a:ext cx="5544000" cy="2772000"/>
+                      <a:ext cx="5544000" cy="3630131"/>
                     </a:xfrm>
                     <a:prstGeom prst="rect"/>
                   </pic:spPr>
@@ -958,7 +954,7 @@
         <w:pStyle w:val="15"/>
       </w:pPr>
       <w:r>
-        <w:t>Fig. 3. Representative Western blots of β-actin, NOX1 and NOX4 in regional medullary tissue. Lanes from left to right represent sham-operated, model and restoration rats. The experiment used three rats per group; the figure displays one representative lane per group. Molecular-mass labels (β-actin, 42 kDa; NOX1, 62 kDa; NOX4, 64 kDa) follow the supplied source figure. Sham and model rats were sampled at week 4 and restoration rats at week 8. The displayed lanes do not establish group-level protein differences.</w:t>
+        <w:t>Fig. 3. Western blot analysis of regional medullary NOX1 and NOX4. (A) Representative β-actin, NOX1 and NOX4 blots, showing one lane per group; lanes from left to right represent sham-operated, model and restoration rats. β-actin serves as a loading reference. Molecular-mass labels (β-actin, 42 kDa; NOX1, 62 kDa; NOX4, 64 kDa) follow the supplied source figure. (B) NOX4 and (C) NOX1 summaries reproduce the original analysis. Bars and error bars show mean ± SD (n = 3 rats/group). Brackets reproduce the original pairwise comparisons: ***P &lt; 0.001, model versus sham for both proteins; **P &lt; 0.01, restoration versus model for NOX4; *P &lt; 0.05, restoration versus model for NOX1. The original analysis reported one-way ANOVA and post hoc comparisons without naming the specific post hoc test. Sham and model rats were sampled at week 4 and restoration rats at week 8; these comparisons do not isolate an implant-removal effect.</w:t>
       </w:r>
     </w:p>
     <w:sectPr>

--- a/research/Physiological_Research_Original_Article_完整重写稿_20261020/Yuan.docx
+++ b/research/Physiological_Research_Original_Article_完整重写稿_20261020/Yuan.docx
@@ -917,7 +917,7 @@
       <w:r>
         <w:drawing>
           <wp:inline xmlns:a="http://schemas.openxmlformats.org/drawingml/2006/main" xmlns:pic="http://schemas.openxmlformats.org/drawingml/2006/picture">
-            <wp:extent cx="5544000" cy="3630131"/>
+            <wp:extent cx="5544000" cy="5067097"/>
             <wp:docPr id="3" name="Picture 3"/>
             <wp:cNvGraphicFramePr>
               <a:graphicFrameLocks noChangeAspect="1"/>
@@ -938,7 +938,7 @@
                   <pic:spPr>
                     <a:xfrm>
                       <a:off x="0" y="0"/>
-                      <a:ext cx="5544000" cy="3630131"/>
+                      <a:ext cx="5544000" cy="5067097"/>
                     </a:xfrm>
                     <a:prstGeom prst="rect"/>
                   </pic:spPr>

--- a/research/Physiological_Research_Original_Article_完整重写稿_20261020/Yuan.docx
+++ b/research/Physiological_Research_Original_Article_完整重写稿_20261020/Yuan.docx
@@ -68,7 +68,7 @@
     </w:p>
     <w:p>
       <w:r>
-        <w:t xml:space="preserve">Atlantoaxial joint disorder has been associated with elevated blood pressure in a rat model, but its regional medullary biochemical phenotype remains incompletely characterized. We examined superoxide dismutase (SOD) activity and thiobarbituric acid (TBA)-derived malondialdehyde (MDA)-related signals, with </w:t>
+        <w:t xml:space="preserve">Atlantoaxial joint disorder has been associated with elevated blood pressure in rats, but accompanying changes in medullary redox biochemistry are poorly characterized. We measured superoxide dismutase (SOD) activity, thiobarbituric acid (TBA)-derived malondialdehyde (MDA)-related signals and exploratory </w:t>
       </w:r>
       <w:r>
         <w:rPr>
@@ -86,21 +86,25 @@
         <w:t>Nox4</w:t>
       </w:r>
       <w:r>
-        <w:t>-targeted RT-qPCR as an exploratory measurement. Male Wistar rats underwent sham exposure or atlantoaxial implantation. Sham and model cohorts were sampled at week 4; an independent restoration cohort underwent implant removal at week 4 and sampling at week 8. SOD, MDA and RT-qPCR analyses each included six independently processed rats per group; Western blotting used three rats per group. Tissue blocks contained the rostral ventrolateral medulla and adjacent medulla. At week 4, model rats had lower SOD activity than sham rats (0.564 ± 0.072 versus 1.122 ± 0.072 U/mg protein) and higher MDA-related signals (0.349 ± 0.034 versus 0.095 ± 0.017 nmol/mg protein; both adjusted P &lt; 0.001). Normalized Nox1/Nox4-targeted estimates were also higher, although unconfirmed product specificity precluded conclusions about transcript abundance. Western blotting showed higher NOX1/NOX4 protein signals in model than sham rats.</w:t>
+        <w:t xml:space="preserve">-targeted RT-qPCR quantities. Male Wistar rats underwent sham exposure or atlantoaxial implantation. Sham and model groups were sampled at week 4. A separate restoration group underwent implant removal at week 4 and sampling at week 8. Tissue blocks contained the rostral ventrolateral medulla and adjacent medulla. Each biochemical and RT-qPCR assay used six independently processed rats per group; Western blotting used three. At week 4, SOD activity was lower in model than sham rats (0.564 ± 0.072 versus 1.122 ± 0.072 U/mg protein), whereas the MDA-related signal was higher (0.349 ± 0.034 versus 0.095 ± 0.017 nmol/mg protein; both adjusted P &lt; 0.001). </w:t>
       </w:r>
       <w:r>
         <w:rPr>
           <w:i/>
         </w:rPr>
+        <w:t>Nox1</w:t>
       </w:r>
-      <w:r/>
+      <w:r>
+        <w:t>/</w:t>
+      </w:r>
       <w:r>
         <w:rPr>
           <w:i/>
         </w:rPr>
+        <w:t>Nox4</w:t>
       </w:r>
       <w:r>
-        <w:t xml:space="preserve"> At week 8, restoration-cohort SOD and MDA-related values were 1.035 ± 0.101 and 0.213 ± 0.049, respectively. The concurrent comparison supports a descriptive regional biochemical difference. The unmatched later cohort and exploratory qPCR results do not establish an implant-removal effect or a NOX-mediated mechanism.</w:t>
+        <w:t>-targeted quantities were also higher, but unconfirmed product specificity prevented their interpretation as transcript abundance. NOX1/NOX4 protein signals were higher in model than sham rats. At week 8, SOD activity in restoration rats was 1.035 ± 0.101 U/mg protein and the MDA-related signal was 0.213 ± 0.049 nmol/mg protein. These findings indicate altered regional medullary biochemistry in the model. Differences in sampling time prevent attribution of the later findings to implant removal, and the results do not establish a NOX-mediated mechanism.</w:t>
       </w:r>
     </w:p>
     <w:p>
@@ -118,7 +122,22 @@
     </w:p>
     <w:p>
       <w:r>
-        <w:t xml:space="preserve">An experimental model of atlantoaxial joint misalignment has been associated with increased arterial pressure in rats [1]. It provides a means of examining physiological changes accompanying an upper cervical joint disturbance. A related study examined angiotensin II (Ang II) and its type 1 receptor (AT1-R) in the rostral ventrolateral medulla (RVLM) of rats with this disorder [2]. Blood-pressure observations from the underlying experimental program were also used in that report. The present study focuses on regional biochemical and </w:t>
+        <w:t>Atlantoaxial joint misalignment has been associated with increased arterial pressure in rats [1]. This model allows the physiological consequences of an upper cervical joint disturbance to be studied under controlled conditions. A related study examined angiotensin II (Ang II) and its type 1 receptor (AT1-R) in the rostral ventrolateral medulla (RVLM) [2]. Whether this model is accompanied by changes in regional medullary redox biochemistry remains unclear.</w:t>
+      </w:r>
+    </w:p>
+    <w:p>
+      <w:r>
+        <w:t>The RVLM contains bulbospinal neurons that regulate sympathetic vasomotor activity [3]. Its contribution to blood-pressure control depends on physiological conditions, including oxygen availability, baroreceptor input and anesthesia [4]. Local redox regulation may influence this function. In spontaneously hypertensive rats, reduced RVLM antioxidant-enzyme activity has been associated with hypertension, and local antioxidant-enzyme gene transfer lowered arterial pressure [5]. Ang II-induced pressor responses have been linked to NADPH oxidase-dependent signaling in the RVLM [6]. Mitochondrial processes can also contribute to redox disturbances in this region [7].</w:t>
+      </w:r>
+    </w:p>
+    <w:p>
+      <w:r>
+        <w:t>NOX1 and NOX4 are potential contributors to regional redox regulation, with distinct regulatory properties and subcellular localization [8]. SOD activity and TBA-derived MDA-related signals provide complementary measures of antioxidant activity and oxidation-related biochemistry, although their interpretation depends on assay specificity [9]. These measurements may help characterize the medullary changes accompanying atlantoaxial joint disorder.</w:t>
+      </w:r>
+    </w:p>
+    <w:p>
+      <w:r>
+        <w:t xml:space="preserve">We therefore measured SOD activity and MDA-related signals in medullary tissue containing the RVLM, assessed NOX1 and NOX4 by Western blotting, and performed exploratory </w:t>
       </w:r>
       <w:r>
         <w:rPr>
@@ -136,40 +155,7 @@
         <w:t>Nox4</w:t>
       </w:r>
       <w:r>
-        <w:t>-targeted assay observations.</w:t>
-      </w:r>
-    </w:p>
-    <w:p>
-      <w:r>
-        <w:t>The RVLM contains bulbospinal neurons involved in sympathetic vasomotor regulation [3]. Its contribution to blood-pressure control varies with physiological state, including oxygen availability, baroreceptor input and anesthesia [4]. Regional redox regulation is relevant to this function. In spontaneously hypertensive rats, reduced RVLM antioxidant-enzyme activity has been linked to hypertension, and local antioxidant-enzyme gene transfer lowered arterial pressure [5]. Ang II-induced pressor responses have also been linked to NADPH oxidase-dependent RVLM signaling [6], while mitochondrial processes provide another route to regional redox disturbance [7].</w:t>
-      </w:r>
-    </w:p>
-    <w:p>
-      <w:r>
-        <w:t>These findings provide a rationale for examining regional redox biochemistry in the atlantoaxial model. NOX1 and NOX4 are candidate redox-related enzymes with distinct regulatory and subcellular properties [8]. SOD activity and TBA-derived MDA-related signals offer complementary biochemical observations, interpreted according to their detection chemistry [9].</w:t>
-      </w:r>
-    </w:p>
-    <w:p>
-      <w:r>
-        <w:t xml:space="preserve">We examined SOD activity and MDA-related signals in tissue containing the RVLM and adjacent medulla, with </w:t>
-      </w:r>
-      <w:r>
-        <w:rPr>
-          <w:i/>
-        </w:rPr>
-        <w:t>Nox1</w:t>
-      </w:r>
-      <w:r>
-        <w:t>/</w:t>
-      </w:r>
-      <w:r>
-        <w:rPr>
-          <w:i/>
-        </w:rPr>
-        <w:t>Nox4</w:t>
-      </w:r>
-      <w:r>
-        <w:t>-targeted RT-qPCR as an exploratory molecular measurement. The report emphasizes the concurrent week-4 model–sham comparison and separately describes an independent cohort sampled at week 8 after implant removal. This design characterizes the regional phenotype and provides observations for subsequent mechanistic studies.</w:t>
+        <w:t>-targeted RT-qPCR. We compared model and sham rats sampled at week 4 and separately examined a restoration group sampled at week 8, four weeks after implant removal.</w:t>
       </w:r>
     </w:p>
     <w:p>
@@ -190,17 +176,17 @@
     </w:p>
     <w:p>
       <w:r>
-        <w:t>The parent experiment was approved by the Animal Ethics Committee of Anhui University of Chinese Medicine (AHUCM-rats-2022032); the original approval letter and approved protocol were no longer available. Male Wistar rats, approximately 12 weeks old and weighing approximately 250 g, were obtained from the Laboratory Animal Center of Anhui Medical University. Rats were housed individually at 22 ± 1°C and 60% relative humidity under a 12 h light/12 h dark cycle, with unrestricted food and water. Acclimatization lasted 1 week. Environmental enrichment was not documented. Male rats were used for consistency with the earlier model study.</w:t>
+        <w:t>The animal experiment was approved by the Animal Ethics Committee of Anhui University of Chinese Medicine (AHUCM-rats-2022032). The original approval letter and approved protocol could not be retrieved. Male Wistar rats, approximately 12 weeks old and weighing approximately 250 g, were obtained from the Laboratory Animal Center of Anhui Medical University. They were housed individually at 22 ± 1°C and 60% relative humidity under a 12 h light/12 h dark cycle, with free access to food and water. Rats were acclimatized for 1 week before the experiment. Environmental enrichment was not documented. Male rats were used to maintain consistency with the earlier model study.</w:t>
       </w:r>
     </w:p>
     <w:p>
       <w:r>
-        <w:t>Sixty rats were initially allocated by random numbers to sham operation (n = 10) or model induction (n = 50). Six modeled rats died intraoperatively and three postoperatively. Of 41 survivors, seven lost their implants and 34 retained them. After screening, 30 successfully modeled rats were allocated by random numbers to model, restoration or superior cervical ganglion resection cohorts (10 each); four were retained in reserve. Only sham, model and restoration cohorts are reported here. SOD, MDA, auxiliary fluorescence and RT-qPCR measurements each used six separately processed rat samples per group, without cross-animal pooling; Western blotting used three rats per group. The basis for biological replication and sample linkage is given in Data availability.</w:t>
+        <w:t>Sixty rats were assigned by random numbers to sham operation (n = 10) or model induction (n = 50). Six rats died during model induction and three died postoperatively. Of the 41 survivors, seven lost their implants and 34 retained them. After screening, 30 successfully modeled rats were randomly allocated to the model, restoration or superior cervical ganglion resection groups (10 per group); four rats were kept in reserve. The present report includes the sham, model and restoration groups. SOD, MDA, auxiliary fluorescence and RT-qPCR measurements each used six independently processed rats per group, without pooling between animals. Western blotting used three rats per group. The available evidence for sample independence and linkage is described under Data availability.</w:t>
       </w:r>
     </w:p>
     <w:p>
       <w:r>
-        <w:t>The design was exploratory, without an outcome-based a priori sample-size calculation or a prespecified single primary endpoint. Blinding was not documented. Sham and model rats underwent terminal sampling at week 4. Restoration rats were independently allocated from the successfully modeled population, underwent implant removal at week 4 and were sampled at week 8. No week-8 time-matched model or second-surgery sham cohort was available.</w:t>
+        <w:t>This was an exploratory study, with no outcome-based a priori sample-size calculation or prespecified single primary endpoint. Blinding was not documented. Sham and model rats underwent terminal sampling at week 4. Restoration rats were allocated separately from the successfully modeled animals, underwent implant removal at week 4 and were sampled at week 8. There was no time-matched model group or second-surgery sham group at week 8.</w:t>
       </w:r>
     </w:p>
     <w:p>
@@ -213,12 +199,12 @@
     </w:p>
     <w:p>
       <w:r>
-        <w:t>An S-shaped aluminum implant was inserted into the left atlantoaxial joint through an anterior cervical approach, following the previously described model [1]. Sham rats underwent exposure without implantation. Model success required a retained implant, asymmetric joint morphology with a left–right odontoid–lateral-mass distance difference &gt;0.05 mm, and systolic pressure at least 20% above baseline with a plateau by week 4. Screening used digital radiography and tail-cuff pressure measurements. Restoration rats underwent re-exposure and implant removal at week 4.</w:t>
+        <w:t>An S-shaped aluminum implant was placed in the left atlantoaxial joint through an anterior cervical approach, as described previously [1]. Sham rats underwent joint exposure without implantation. Successful modeling required a retained implant, asymmetric joint morphology with a left–right difference in the odontoid–lateral-mass distance &gt;0.05 mm, and systolic pressure at least 20% above baseline that had reached a plateau by week 4. Implant position and joint morphology were assessed by digital radiography, and systolic pressure was measured by tail cuff. In the restoration group, the joint was re-exposed and the implant removed at week 4.</w:t>
       </w:r>
     </w:p>
     <w:p>
       <w:r>
-        <w:t>Model induction, implant removal and terminal sampling used 2% inhaled isoflurane at a gas flow of 1 l/min. Anesthetic depth was monitored through respiration and reflex responses. Penicillin sodium was administered intramuscularly at 400,000–800,000 units/kg once daily for 3 days after surgery. No postoperative analgesics were administered; a specific written rationale or authorization for their omission was not retained. Food intake, activity and wounds were checked daily for the first 3 postoperative days and 2–3 times weekly thereafter. Anesthesia-related complications, surgical injury and infection were reported as possible contributors to the deaths, without individual adjudication records.</w:t>
+        <w:t>Model induction, implant removal and terminal sampling were performed under 2% inhaled isoflurane at a gas flow of 1 l/min. Anesthetic depth was monitored by respiration and reflex responses. Penicillin sodium was given intramuscularly at 400,000–800,000 units/kg once daily for 3 days after surgery. No postoperative analgesics were administered, and a specific written rationale or authorization for their omission was not retained. Food intake, activity and wounds were checked daily for the first 3 postoperative days and 2–3 times weekly thereafter. Anesthesia-related complications, surgical injury and infection were reported as possible causes of death, but individual cause-of-death records were unavailable.</w:t>
       </w:r>
     </w:p>
     <w:p>
@@ -231,17 +217,17 @@
     </w:p>
     <w:p>
       <w:r>
-        <w:t>After abdominal aortic sampling under isoflurane, rats received an overdose of inhaled isoflurane. Death was confirmed by the absence of spontaneous breathing, palpable cardiac activity and withdrawal to a noxious stimulus before brainstem removal. Atlas-guided bilateral regional blocks, approximately 100 mg per rat, contained the RVLM and adjacent medullary tissue. Tissue was ground in liquid nitrogen and lysed on ice in RIPA buffer containing 1 mmol/l PMSF. Supernatants were collected after centrifugation, and protein concentration was measured by BCA assay (Beyotime, P0010).</w:t>
+        <w:t>After abdominal aortic sampling under isoflurane anesthesia, rats received an overdose of inhaled isoflurane. The absence of spontaneous breathing, palpable cardiac activity and withdrawal to a noxious stimulus was confirmed before the brainstem was removed. Bilateral tissue samples, approximately 100 mg per rat in total, were dissected with reference to a rat brain atlas and contained the RVLM and adjacent medulla. Tissue was ground in liquid nitrogen and lysed on ice in RIPA buffer containing 1 mmol/l PMSF. After centrifugation, the supernatant was collected and its protein concentration measured by BCA assay (Beyotime, P0010).</w:t>
       </w:r>
     </w:p>
     <w:p>
       <w:r>
-        <w:t>Total SOD activity was measured by a WST-1 assay (Nanjing Jiancheng, A001-3). The reaction was incubated at 37°C for 20 min, and absorbance was read at 450 nm using an RT-6000 reader. Blank-corrected inhibition was converted using the reaction-to-sample volume ratio and the corresponding protein concentration, yielding U/mg protein. MDA-related signals were measured by the TBA assay (Nanjing Jiancheng, A003-1). Reaction mixtures were heated at 95°C for 40 min, cooled and centrifuged at 3500–4000 rpm for 10 min. Absorbance at 530 nm was converted using a 10 nmol/ml standard and normalized to protein concentration, yielding nmol/mg protein. Detailed calculations and assay qualifications are provided in the Supplementary Information.</w:t>
+        <w:t>Total SOD activity was measured by a WST-1 assay (Nanjing Jiancheng, A001-3). Reactions were incubated at 37°C for 20 min, and absorbance was measured at 450 nm with an RT-6000 reader. Activity was calculated from blank-corrected inhibition, the reaction-to-sample volume ratio and protein concentration, and expressed as U/mg protein. MDA-related signals were measured by the TBA assay (Nanjing Jiancheng, A003-1). Reaction mixtures were heated at 95°C for 40 min, cooled and centrifuged at 3500–4000 rpm for 10 min. Absorbance at 530 nm was converted using a 10 nmol/ml standard and normalized to protein concentration. Results are expressed as nmol/mg protein. Calculations and assay limitations are detailed in the Supplementary Information.</w:t>
       </w:r>
     </w:p>
     <w:p>
       <w:r>
-        <w:t>Auxiliary O12 probe-associated fluorescence and archived hematoxylin–eosin fields are presented only in the Supplementary Information. Tissue/RIPA compatibility of the serum-designated fluorescence assay was not validated, and histological specimen counts and image-to-animal correspondence could not be confirmed.</w:t>
+        <w:t>O12 probe-associated fluorescence and archived hematoxylin–eosin images are included as supplementary observations. The serum-designated fluorescence assay was not validated for tissue lysates or RIPA buffer. Histological specimen counts and the correspondence between images and individual animals could not be confirmed.</w:t>
       </w:r>
     </w:p>
     <w:p>
@@ -249,17 +235,17 @@
         <w:pStyle w:val="4"/>
       </w:pPr>
       <w:r>
-        <w:t>Exploratory targeted RT qPCR</w:t>
+        <w:t>Exploratory RT-qPCR</w:t>
       </w:r>
     </w:p>
     <w:p>
       <w:r>
-        <w:t>RNA was extracted using TRIzol, and reverse transcription used PrimeScript RT reagent Kit with gDNA Eraser (RR047A). SYBR reactions were run on a PikoReal 96 system. The program comprised 95°C for 1 min and 40 cycles of 95°C for 20 s and 60°C for 1 min, followed by melting analysis from 60°C to 95°C in 0.2°C increments. Primer sequences, expected product lengths and reaction composition are given in the Supplementary Information. Each target and β-actin reference was measured once per sample, without technical replication.</w:t>
+        <w:t>RNA was extracted with TRIzol and reverse-transcribed using the PrimeScript RT reagent Kit with gDNA Eraser (RR047A). SYBR reactions were run on a PikoReal 96 system at 95°C for 1 min, followed by 40 cycles of 95°C for 20 s and 60°C for 1 min. Melting analysis was then performed from 60°C to 95°C in 0.2°C increments. Primer sequences, expected product lengths and reaction composition are provided in the Supplementary Information. Each target and the β-actin reference were measured once per sample, without technical replicates.</w:t>
       </w:r>
     </w:p>
     <w:p>
       <w:r>
-        <w:t>Within-sample ΔCq was target Cq minus paired β-actin Cq. Relative quantity was calculated as 2 raised to −ΔCq and divided by the arithmetic mean quantity of the six sham samples for that assay. Equal, approximately 100% amplification efficiencies were assumed; efficiencies and reference-gene stability were not validated, and NTC/no-RT records were unavailable. Heterogeneous melt profiles and absent product-identity evidence left specificity unconfirmed [10]; results were retained as exploratory normalized assay estimates. Both B10-Ch5 (</w:t>
+        <w:t>For each sample, ΔCq was calculated as target Cq minus the paired β-actin Cq. Relative quantity was calculated as 2 raised to −ΔCq and divided by the arithmetic mean quantity of the six sham samples for that assay. The calculation assumed equal amplification efficiencies of approximately 100%. Amplification efficiency and reference-gene stability were not validated, and NTC/no-RT records were unavailable. Melt profiles were heterogeneous and product identity was not verified, leaving target specificity unconfirmed [10]. Results are therefore reported as exploratory normalized assay quantities. B10-Ch5 (</w:t>
       </w:r>
       <w:r>
         <w:rPr>
@@ -277,7 +263,7 @@
         <w:t>Nox4</w:t>
       </w:r>
       <w:r>
-        <w:t>, sham-operated; Cq 34.69) had numerical Cq values in the original Cq Results exports and were included in the analysis. Author-confirmed plate annotation corrections are documented in Supplementary Table S4. Cq values, sample assignments, reference pairings and statistical results were unchanged; original exports were preserved.</w:t>
+        <w:t>, sham-operated; Cq 34.69) both had numerical Cq values in the original Cq Results exports and were included in the analysis. Investigator-confirmed plate annotation corrections are described in Supplementary Table S4. These corrections did not alter Cq values, sample assignments, reference pairings or statistical results; the original exports were preserved.</w:t>
       </w:r>
     </w:p>
     <w:p>
@@ -291,7 +277,7 @@
     <w:p>
       <w:pPr/>
       <w:r>
-        <w:t>Western blotting was performed using tissue lysates from three rats per group. Proteins were separated by 10% SDS–PAGE and transferred to PVDF membranes. After blocking with 5% non-fat milk for 2 h at room temperature, membranes were incubated overnight at 4°C with antibodies against NOX1 (Bioss, bs-3682R; 1:1000), NOX4 (Bioss, bs-1091R; 1:1000) or β-actin (Zsbio, TA-09), followed by HRP-conjugated secondary antibodies (1:20,000). Chemiluminescent signals were acquired using a JS-1070P imaging system. Band intensities were assessed using ImageJ, with β-actin serving as a loading reference. Figure 3 presents one representative lane per group together with the original NOX4 and NOX1 summary graphs.</w:t>
+        <w:t>Tissue lysates from three rats per group were analyzed by Western blotting. Proteins were separated by 10% SDS–PAGE and transferred to PVDF membranes. Membranes were blocked with 5% non-fat milk for 2 h at room temperature, then incubated overnight at 4°C with antibodies against NOX1 (Bioss, bs-3682R; 1:1000), NOX4 (Bioss, bs-1091R; 1:1000) or β-actin (Zsbio, TA-09), followed by HRP-conjugated secondary antibodies (1:20,000). Chemiluminescent signals were recorded with a JS-1070P imaging system. Band intensities were measured in ImageJ, with β-actin as the loading reference. Figure 3 shows one representative lane per group and the original NOX4 and NOX1 summary data.</w:t>
       </w:r>
     </w:p>
     <w:p>
@@ -304,7 +290,7 @@
     </w:p>
     <w:p>
       <w:r>
-        <w:t xml:space="preserve">The rat was the experimental unit. Quantitative results are mean ± sample SD, with six samples per group for each SOD, MDA, fluorescence or RT-qPCR endpoint. Western blot data were originally reported as mean ± SD (n = 3 rats/group), with one-way ANOVA and post hoc comparisons. The archived description did not name the specific post hoc test. The original Western blot summary graphs and significance annotations were retained without reanalysis using the present SOD, MDA or RT-qPCR methods. All values in the supplied biochemical and RT-qPCR datasets were included without outlier removal or imputation. Biochemical comparisons used Welch one-way ANOVA and Games–Howell tests with 95% confidence intervals, adjusting three comparisons within each endpoint without cross-endpoint adjustment. RT-qPCR inference used two-sided Welch t tests on ΔCq, with Holm correction across all 18 comparisons in the original six-target, three-contrast family; only </w:t>
+        <w:t xml:space="preserve">The rat was the experimental unit. SOD, MDA, fluorescence and RT-qPCR data are presented as mean ± sample SD, with six samples per group for each assay. All values in the supplied biochemical and RT-qPCR datasets were analyzed, without outlier removal or imputation. Biochemical data were compared by Welch one-way ANOVA followed by Games–Howell tests, with 95% confidence intervals. The three pairwise comparisons within each endpoint were adjusted; no adjustment was made across endpoints. RT-qPCR comparisons used two-sided Welch t tests on ΔCq, with Holm correction across the 18 comparisons in the original six-target, three-contrast family. Only </w:t>
       </w:r>
       <w:r>
         <w:rPr>
@@ -322,7 +308,7 @@
         <w:t>Nox4</w:t>
       </w:r>
       <w:r>
-        <w:t xml:space="preserve"> are displayed. P &lt; 0.05 was the significance threshold. Restoration comparisons were between independent terminal cohorts. Cross-assay correlations were not calculated because sample overlap was not recoverable.</w:t>
+        <w:t xml:space="preserve"> are presented here. The original Western blot analysis reported mean ± SD (n = 3 rats/group), one-way ANOVA and post hoc comparisons; the post hoc test was not specified. The original summary data and significance annotations are reproduced without independent reanalysis. P &lt; 0.05 was considered statistically significant. Comparisons involving restoration rats were between independent terminal groups. Cross-assay correlations were not calculated because overlap between the assay samples could not be reconstructed.</w:t>
       </w:r>
     </w:p>
     <w:p>
@@ -338,17 +324,17 @@
         <w:pStyle w:val="4"/>
       </w:pPr>
       <w:r>
-        <w:t>Regional biochemical differences at week 4</w:t>
+        <w:t>Medullary SOD activity and MDA-related signals at week 4</w:t>
       </w:r>
     </w:p>
     <w:p>
       <w:r>
-        <w:t>Model rats had lower regional SOD activity than concurrent sham rats: 0.564 ± 0.072 versus 1.122 ± 0.072 U/mg protein (Fig. 1A). The model-minus-sham difference was −0.558 U/mg protein, with a 95% Games–Howell confidence interval of −0.672 to −0.443 and adjusted P &lt; 0.001. The model mean was approximately 49.7% lower than the sham mean.</w:t>
+        <w:t>At week 4, SOD activity was lower in model rats than in sham rats (0.564 ± 0.072 versus 1.122 ± 0.072 U/mg protein; Fig. 1A), a reduction of approximately 49.7%. The model-minus-sham difference was −0.558 U/mg protein (95% Games–Howell confidence interval, −0.672 to −0.443; adjusted P &lt; 0.001).</w:t>
       </w:r>
     </w:p>
     <w:p>
       <w:r>
-        <w:t>The MDA-related TBA signal was higher in model than sham rats: 0.349 ± 0.034 versus 0.095 ± 0.017 nmol/mg protein (Fig. 1B). The model-minus-sham difference was 0.253 nmol/mg protein, with a 95% confidence interval of 0.209 to 0.298 and adjusted P &lt; 0.001. Across the three terminal cohorts, Welch ANOVA yielded F(2, 9.816) = 91.626 for SOD and F(2, 8.500) = 130.738 for the MDA-related signal (both P &lt; 0.001). Complete estimates and pairwise results are given in Supplementary Tables S1 and S2.</w:t>
+        <w:t>The MDA-related TBA signal was higher in model rats (0.349 ± 0.034 versus 0.095 ± 0.017 nmol/mg protein; Fig. 1B). The model-minus-sham difference was 0.253 nmol/mg protein (95% confidence interval, 0.209 to 0.298; adjusted P &lt; 0.001). Across all three terminal groups, Welch ANOVA gave F(2, 9.816) = 91.626 for SOD and F(2, 8.500) = 130.738 for the MDA-related signal (both P &lt; 0.001). Group estimates and pairwise comparisons are listed in Supplementary Tables S1 and S2.</w:t>
       </w:r>
     </w:p>
     <w:p>
@@ -356,7 +342,22 @@
         <w:pStyle w:val="4"/>
       </w:pPr>
       <w:r>
-        <w:t>Exploratory molecular assay observations</w:t>
+        <w:rPr>
+          <w:i/>
+        </w:rPr>
+        <w:t>Nox1</w:t>
+      </w:r>
+      <w:r>
+        <w:t xml:space="preserve">- and </w:t>
+      </w:r>
+      <w:r>
+        <w:rPr>
+          <w:i/>
+        </w:rPr>
+        <w:t>Nox4</w:t>
+      </w:r>
+      <w:r>
+        <w:t>-targeted RT-qPCR</w:t>
       </w:r>
     </w:p>
     <w:p>
@@ -370,7 +371,7 @@
         <w:t>Nox1</w:t>
       </w:r>
       <w:r>
-        <w:t xml:space="preserve">-targeted assay estimates were 1.459 ± 0.156 in model samples and 1.000 ± 0.134 in sham samples, with Holm-adjusted P = 0.0037 (Fig. 2A). Corresponding </w:t>
+        <w:t xml:space="preserve">-targeted quantities were higher in model than sham samples (1.459 ± 0.156 versus 1.000 ± 0.134; Holm-adjusted P = 0.0037; Fig. 2A). </w:t>
       </w:r>
       <w:r>
         <w:rPr>
@@ -379,7 +380,7 @@
         <w:t>Nox4</w:t>
       </w:r>
       <w:r>
-        <w:t>-targeted estimates were 2.902 ± 0.558 and 1.000 ± 0.233, with adjusted P = 0.0001 (Fig. 2B).</w:t>
+        <w:t>-targeted quantities were also higher (2.902 ± 0.558 versus 1.000 ± 0.233; adjusted P = 0.0001; Fig. 2B).</w:t>
       </w:r>
     </w:p>
     <w:p>
@@ -387,17 +388,92 @@
         <w:pStyle w:val="4"/>
       </w:pPr>
       <w:r>
-        <w:t>Observations in the later restoration cohort</w:t>
+        <w:t>Measurements in restoration rats at week 8</w:t>
       </w:r>
     </w:p>
     <w:p>
       <w:r>
-        <w:t>At week 8, four weeks after implant removal, restoration-cohort SOD activity was 1.035 ± 0.101 U/mg protein and the MDA-related signal was 0.213 ± 0.049 nmol/mg protein. Relative to week-4 model values, SOD was higher and the MDA-related signal lower (both adjusted P &lt; 0.001). The MDA-related signal remained higher than the week-4 sham value (adjusted P = 0.0033); the SOD comparison with sham was nonsignificant (adjusted P = 0.2534).</w:t>
+        <w:t>At week 8, four weeks after implant removal, SOD activity in restoration rats was 1.035 ± 0.101 U/mg protein and the MDA-related signal was 0.213 ± 0.049 nmol/mg protein. SOD activity was higher and the MDA-related signal lower than in model rats sampled at week 4 (both adjusted P &lt; 0.001). Compared with week-4 sham rats, the MDA-related signal remained higher (adjusted P = 0.0033), whereas the difference in SOD activity was not significant (adjusted P = 0.2534).</w:t>
       </w:r>
     </w:p>
     <w:p>
       <w:r>
-        <w:t xml:space="preserve">Restoration-cohort </w:t>
+        <w:rPr>
+          <w:i/>
+        </w:rPr>
+        <w:t>Nox1</w:t>
+      </w:r>
+      <w:r>
+        <w:t xml:space="preserve">- and </w:t>
+      </w:r>
+      <w:r>
+        <w:rPr>
+          <w:i/>
+        </w:rPr>
+        <w:t>Nox4</w:t>
+      </w:r>
+      <w:r>
+        <w:t xml:space="preserve">-targeted quantities in restoration rats were 1.180 ± 0.090 and 1.645 ± 0.227, respectively. Both were lower than the model values (adjusted P = 0.0139 and 0.0037). The </w:t>
+      </w:r>
+      <w:r>
+        <w:rPr>
+          <w:i/>
+        </w:rPr>
+        <w:t>Nox4</w:t>
+      </w:r>
+      <w:r>
+        <w:t xml:space="preserve">-targeted quantity remained higher than in sham rats (adjusted P = 0.0099), but the </w:t>
+      </w:r>
+      <w:r>
+        <w:rPr>
+          <w:i/>
+        </w:rPr>
+        <w:t>Nox1</w:t>
+      </w:r>
+      <w:r>
+        <w:t>-targeted difference was not significant (adjusted P = 0.0618). All comparisons were between independent groups sampled at different terminal times.</w:t>
+      </w:r>
+    </w:p>
+    <w:p>
+      <w:pPr>
+        <w:pStyle w:val="4"/>
+      </w:pPr>
+      <w:r>
+        <w:t>NOX1 and NOX4 protein signals</w:t>
+      </w:r>
+    </w:p>
+    <w:p>
+      <w:pPr/>
+      <w:r>
+        <w:t>Representative β-actin, NOX1 and NOX4 bands are shown in Fig. 3A. In the original densitometric analysis, NOX4 and NOX1 protein signals were higher in model than sham rats (both P &lt; 0.001; Fig. 3B,C). Signals in restoration rats were lower than the model values (NOX4, P &lt; 0.01; NOX1, P &lt; 0.05). The analysis used n = 3 rats/group. Sham and model rats were sampled at week 4, and restoration rats at week 8.</w:t>
+      </w:r>
+    </w:p>
+    <w:p>
+      <w:pPr>
+        <w:pStyle w:val="3"/>
+      </w:pPr>
+      <w:r>
+        <w:t>Discussion</w:t>
+      </w:r>
+    </w:p>
+    <w:p>
+      <w:r>
+        <w:t>Rats with atlantoaxial joint disorder had lower medullary SOD activity and a higher MDA-related TBA signal than sham rats at week 4. Because the tissue blocks included the RVLM and adjacent medulla, these findings cannot be assigned to the RVLM alone or to a particular neuronal population.</w:t>
+      </w:r>
+    </w:p>
+    <w:p>
+      <w:r>
+        <w:t>The lower SOD activity is consistent with earlier work linking RVLM antioxidant defenses to blood-pressure regulation. In spontaneously hypertensive rats, local antioxidant-enzyme gene transfer lowered arterial pressure [5]. Our total-activity assay did not distinguish SOD isoforms or determine whether lower activity reflected altered enzyme abundance or another process. Ang II-dependent NADPH oxidase signaling [6] and mitochondrial processes [7] may contribute to medullary redox changes, but evidence for these mechanisms comes from other experimental settings. The related Ang II/AT1-R findings [2] provide context for the present observations without demonstrating their cause.</w:t>
+      </w:r>
+    </w:p>
+    <w:p>
+      <w:r>
+        <w:t>Several assay limitations affect the biochemical interpretation. Fourteen of the 18 SOD inhibition values were outside the manufacturer's suggested 40–60% interval for pilot optimization, and dilution-validation records were unavailable. The recommended interval does not itself define an absolute validity threshold, but the lack of dilution validation limits quantitative interpretation. TBA-derived chromogens are not specific to MDA [9]; the higher signal therefore cannot, by itself, establish lipid injury. The supplementary O12 fluorescence assay was not validated for the tissue matrix or RIPA buffer. Protein normalization and identical processing across groups do not exclude these sources of measurement bias.</w:t>
+      </w:r>
+    </w:p>
+    <w:p>
+      <w:r>
+        <w:t xml:space="preserve">The NOX findings also require a distinction between the measured signals and enzyme function. The original Western blot analysis showed higher NOX1 and NOX4 protein signals in model rats (Fig. 3), but protein abundance does not establish enzyme activity. NOX1 and NOX4 differ in activation requirements and localization [8], and NOX4 has shown protective effects in a vascular model [11]. The RT-qPCR quantities were also higher in model rats. However, unconfirmed product specificity, assumed amplification efficiencies, an unvalidated single reference gene, lack of technical replication and unavailable NTC/no-RT records prevent their interpretation as confirmed differences in </w:t>
       </w:r>
       <w:r>
         <w:rPr>
@@ -415,94 +491,22 @@
         <w:t>Nox4</w:t>
       </w:r>
       <w:r>
-        <w:t xml:space="preserve">-targeted estimates were 1.180 ± 0.090 and 1.645 ± 0.227, respectively. Both were lower than model estimates (adjusted P = 0.0139 and 0.0037). Compared with sham, the </w:t>
-      </w:r>
-      <w:r>
-        <w:rPr>
-          <w:i/>
-        </w:rPr>
-        <w:t>Nox4</w:t>
-      </w:r>
-      <w:r>
-        <w:t xml:space="preserve">-targeted estimate remained higher (adjusted P = 0.0099), whereas the </w:t>
-      </w:r>
-      <w:r>
-        <w:rPr>
-          <w:i/>
-        </w:rPr>
-        <w:t>Nox1</w:t>
-      </w:r>
-      <w:r>
-        <w:t>-targeted difference was nonsignificant (adjusted P = 0.0618). These comparisons involve independent cohorts sampled at different terminal times.</w:t>
-      </w:r>
-    </w:p>
-    <w:p>
-      <w:pPr>
-        <w:pStyle w:val="4"/>
-      </w:pPr>
-      <w:r>
-        <w:t>NOX1 and NOX4 protein signals</w:t>
-      </w:r>
-    </w:p>
-    <w:p>
-      <w:pPr/>
-      <w:r>
-        <w:t>Representative β-actin, NOX1 and NOX4 immunoreactive bands are shown in Fig. 3A. The original densitometric summaries showed higher NOX4 and NOX1 protein signals in model than sham rats (both P &lt; 0.001; Fig. 3B,C). Restoration-cohort signals were lower than model values (NOX4, P &lt; 0.01; NOX1, P &lt; 0.05). These comparisons reproduce the original analysis (n = 3 rats/group); sham and model rats were sampled at week 4 and restoration rats at week 8.</w:t>
-      </w:r>
-    </w:p>
-    <w:p>
-      <w:pPr>
-        <w:pStyle w:val="3"/>
-      </w:pPr>
-      <w:r>
-        <w:t>Discussion</w:t>
+        <w:t xml:space="preserve"> transcript abundance. No NOX activity assay or isoform-specific intervention was performed to link these findings to the biochemical differences. The results do not identify the source of reactive oxygen species or establish a NOX–sympathetic–blood-pressure pathway.</w:t>
       </w:r>
     </w:p>
     <w:p>
       <w:r>
-        <w:t>At week 4, model rats had lower regional medullary SOD activity and a higher MDA-related TBA signal than concurrent sham rats. These observations add a regional biochemical dimension to the established cervical model. SOD activity and the TBA-derived signal address antioxidant activity and an oxidation-related readout, respectively. Because the blocks contained the RVLM and adjacent medulla, the findings concern a regional tissue phenotype rather than a defined nucleus or neuronal population.</w:t>
+        <w:t>SOD activity in restoration rats was closer to the sham value, whereas the MDA-related signal remained higher. These rats were sampled at week 8 and the other groups at week 4. The observed differences therefore cannot distinguish implant removal from elapsed time, aging, spontaneous changes in the model or repeat anesthesia and surgery. A model group retaining its implant until week 8 and a time-matched second-surgery sham group would be needed to separate these effects. The nonsignificant SOD comparison with sham rats does not demonstrate equivalence or normalization. Small samples, the use of males only, undocumented blinding and unavailable animal–sample linkage records also limit precision, generalizability and assessment of bias.</w:t>
       </w:r>
     </w:p>
     <w:p>
       <w:r>
-        <w:t>The SOD finding is biologically relevant to earlier intervention work in spontaneously hypertensive rats, in which local restoration of RVLM antioxidant enzymes lowered arterial pressure [5]. The present total-activity assay does not distinguish SOD isoforms, enzyme abundance or the reason for reduced activity. Together with the higher MDA-related signal, it motivates closer examination of regional redox regulation in this model. Ang II-dependent NADPH oxidase signaling [6] and mitochondrial processes [7] are plausible candidates for such work, supported by studies in other experimental settings. The related Ang II/AT1-R observations [2] supply further context without establishing that either process mediates the present differences.</w:t>
+        <w:t>Postoperative analgesics were not given, and a specific rationale or authorization for their omission was not retained. This limits both the assessment of animal welfare and interpretation of the biochemical findings, which may have been influenced by pain or stress. Routine observation and antibiotic treatment do not demonstrate adequate pain relief. Future experiments should use an institutionally reviewed analgesia plan with predefined monitoring and intervention criteria.</w:t>
       </w:r>
     </w:p>
     <w:p>
       <w:r>
-        <w:t>Measurement characteristics limit the biochemical interpretation. Fourteen of the 18 SOD inhibition values fell outside the manufacturer-suggested 40–60% pilot optimization interval, and corresponding dilution-validation records were unavailable. This recommendation is not a demonstrated hard validity boundary, but quantitative interpretation requires caution. TBA-derived chromogens are not chemically specific to MDA [9], so the signal cannot independently establish lipid injury. The supplementary O12 index also lacks tissue-matrix and buffer-compatibility validation. Protein normalization and common processing do not resolve these assay-specific uncertainties.</w:t>
-      </w:r>
-    </w:p>
-    <w:p>
-      <w:r>
-        <w:t>The targeted qPCR differences remain exploratory. NOX1 and NOX4 have distinct activation requirements and localization [8], and NOX4 has shown protective effects in a vascular experimental setting [11]. Functional interpretation is therefore context dependent. The unconfirmed product specificity, assumed efficiencies, unvalidated single reference gene and absence of technical replication and retained NTC/no-RT records prevent a conclusion of established Nox1/Nox4 upregulation. No NOX enzyme-activity measurement or isoform-specific perturbation linked these assays to the regional biochemical phenotype. The data support further investigation of these candidates, without identifying a ROS source or a NOX–sympathetic–blood-pressure pathway. The original Western blot analysis supports differences in NOX1/NOX4 protein signals (Fig. 3). Higher protein abundance does not establish increased enzyme activity or a causal contribution to the regional biochemical phenotype.</w:t>
-      </w:r>
-      <w:r>
-        <w:rPr>
-          <w:i/>
-        </w:rPr>
-      </w:r>
-      <w:r/>
-      <w:r>
-        <w:rPr>
-          <w:i/>
-        </w:rPr>
-      </w:r>
-      <w:r/>
-    </w:p>
-    <w:p>
-      <w:r>
-        <w:t>The restoration cohort describes a later phenotype: its mean SOD activity was closer to the sham value, while the MDA-related signal remained higher. Implant removal cannot be isolated from elapsed time, age, spontaneous model evolution or repeat anesthesia and surgery because restoration animals were sampled at week 8 and the other cohorts at week 4. A continued-implant week-8 cohort and a time-matched second-surgery sham cohort would distinguish these possibilities. The nonsignificant SOD comparison does not establish equivalence or normalization. Small, male-only samples, undocumented blinding and unavailable historical sample-linkage records further limit precision, generalizability and assessment of bias.</w:t>
-      </w:r>
-    </w:p>
-    <w:p>
-      <w:r>
-        <w:t>The omission of postoperative analgesia also limits interpretation of the regional endpoints and evaluation of animal welfare. The retained records did not provide a specific rationale or authorization for its omission. Routine observations and antibiotic treatment do not establish adequate pain relief, and pain- or stress-related influences cannot be excluded. Prospective work should incorporate an institutionally reviewed analgesia plan with predefined monitoring and intervention criteria.</w:t>
-      </w:r>
-    </w:p>
-    <w:p>
-      <w:r>
-        <w:t>In conclusion, rats with atlantoaxial joint disorder showed lower regional medullary SOD activity and higher MDA-related TBA signals than concurrent sham rats at week 4. The findings characterize an exploratory regional biochemical phenotype. The later restoration observations and targeted qPCR estimates do not establish an implant-removal effect or a NOX-mediated mechanism.</w:t>
+        <w:t>In conclusion, atlantoaxial joint disorder was associated with lower regional medullary SOD activity and higher MDA-related TBA signals at week 4. The later restoration measurements cannot establish an effect of implant removal, and the molecular findings do not demonstrate a NOX-mediated mechanism.</w:t>
       </w:r>
     </w:p>
     <w:p>
@@ -515,7 +519,7 @@
     </w:p>
     <w:p>
       <w:r>
-        <w:t>This research was supported by the Provincial Natural Science Foundation of Anhui, China (grant no. 1608085MH185). The funder had no role in study design, data collection and analysis, manuscript preparation, or the decision to submit the article for publication.</w:t>
+        <w:t>This work was supported by the Provincial Natural Science Foundation of Anhui, China (grant no. 1608085MH185). The funder had no role in study design, data collection or analysis, manuscript preparation, or the decision to submit the manuscript.</w:t>
       </w:r>
     </w:p>
     <w:p>
@@ -554,7 +558,7 @@
     </w:p>
     <w:p>
       <w:r>
-        <w:t>Processed biochemical values, paired target/reference Cq values, statistical results and available original qPCR exports accompany this article. Detailed assay qualifications and documentation of the plate annotation corrections are in the Supplementary Information. The historical animal–sample ledger and cross-assay linkage were not recoverable; biological replication and same-animal target/reference pairing were confirmed by the investigators. Observation indices are source positions, not animal identifiers. Western blot source images and the associated laboratory report are provided in Supplementary File 2. The investigators confirmed that the source densitometry data are retained. Figure 3B,C reproduce the original summary analysis; it was not independently recalculated for this report.</w:t>
+        <w:t>Processed biochemical values, paired target/reference Cq values, statistical outputs and available original qPCR exports are provided with the article. Assay limitations and plate annotation corrections are described in the Supplementary Information. The animal–sample ledger and records linking samples across assays could not be recovered. Biological replication and within-animal target/reference pairing were confirmed by the investigators; observation indices identify positions in the source files, not individual animals. Western blot source images and the laboratory report are provided in Supplementary File 2. The investigators confirmed that the original densitometry data are retained. Figure 3B,C present the original summary analysis, which was not independently recalculated for this report. Blood-pressure observations from the same experimental series were used in the related Ang II/AT1-R report [2] and are not presented here as new results.</w:t>
       </w:r>
     </w:p>
     <w:p>
@@ -819,7 +823,7 @@
         <w:pStyle w:val="15"/>
       </w:pPr>
       <w:r>
-        <w:t>Fig. 1. Regional medullary SOD activity (A) and TBA-derived MDA-related signal (B). Bars and error bars indicate mean ± sample SD for the six independently processed samples per group. Sham and model cohorts were sampled at week 4; the independent restoration cohort was sampled at week 8 after implant removal at week 4. Brackets show Games–Howell comparisons following Welch ANOVA, with adjustment across the three comparisons within each endpoint: **P &lt; 0.01, ***P &lt; 0.001; ns, P ≥ 0.05. Comparisons involving restoration do not isolate an implant-removal effect. Tissue contained the RVLM and adjacent medulla.</w:t>
+        <w:t>Fig. 1. SOD activity (A) and TBA-derived MDA-related signal (B) in regional medullary tissue. Bars show mean ± sample SD for six independently processed rats per group. Sham and model rats were sampled at week 4; restoration rats were sampled at week 8 after implant removal at week 4. Brackets indicate Games–Howell comparisons following Welch ANOVA, adjusted across the three comparisons within each endpoint: **P &lt; 0.01, ***P &lt; 0.001; ns, P ≥ 0.05. Comparisons involving restoration rats do not isolate an effect of implant removal. Tissue blocks included the RVLM and adjacent medulla.</w:t>
       </w:r>
     </w:p>
     <w:p>
@@ -898,7 +902,7 @@
         <w:t>Nox4</w:t>
       </w:r>
       <w:r>
-        <w:t>-targeted (B) RT-qPCR assay estimates. Bars and error bars indicate mean ± sample SD (n = 6/group). Quantities were normalized to the arithmetic mean quantity in sham samples; individual sham values were not set to 1. Statistics used ΔCq and two-sided Welch t tests, with Holm correction across the original 18-comparison family: *P &lt; 0.05, **P &lt; 0.01, ***P &lt; 0.001; ns, P ≥ 0.05. Target specificity and amplification efficiency were not established. Sham/model sampling was at week 4 and restoration sampling at week 8.</w:t>
+        <w:t>-targeted (B) RT-qPCR quantities. Bars show mean ± sample SD (n = 6/group). Quantities were normalized to the arithmetic mean quantity of the sham samples; individual sham values were not set to 1. Comparisons used two-sided Welch t tests on ΔCq, with Holm correction across the original family of 18 comparisons: *P &lt; 0.05, **P &lt; 0.01, ***P &lt; 0.001; ns, P ≥ 0.05. Target specificity and amplification efficiency were not established. Sham and model rats were sampled at week 4, and restoration rats at week 8.</w:t>
       </w:r>
     </w:p>
     <w:p>
@@ -954,7 +958,7 @@
         <w:pStyle w:val="15"/>
       </w:pPr>
       <w:r>
-        <w:t>Fig. 3. Western blot analysis of regional medullary NOX1 and NOX4. (A) Representative β-actin, NOX1 and NOX4 blots, showing one lane per group; lanes from left to right represent sham-operated, model and restoration rats. β-actin serves as a loading reference. Molecular-mass labels (β-actin, 42 kDa; NOX1, 62 kDa; NOX4, 64 kDa) follow the supplied source figure. (B) NOX4 and (C) NOX1 summaries reproduce the original analysis. Bars and error bars show mean ± SD (n = 3 rats/group). Brackets reproduce the original pairwise comparisons: ***P &lt; 0.001, model versus sham for both proteins; **P &lt; 0.01, restoration versus model for NOX4; *P &lt; 0.05, restoration versus model for NOX1. The original analysis reported one-way ANOVA and post hoc comparisons without naming the specific post hoc test. Sham and model rats were sampled at week 4 and restoration rats at week 8; these comparisons do not isolate an implant-removal effect.</w:t>
+        <w:t>Fig. 3. Western blot analysis of regional medullary NOX1 and NOX4. (A) Representative β-actin, NOX1 and NOX4 blots, with one lane per group. Lanes from left to right represent sham, model and restoration rats. β-actin is shown as the loading reference. Molecular-mass labels follow the source figure: β-actin, 42 kDa; NOX1, 62 kDa; NOX4, 64 kDa. (B) NOX4 and (C) NOX1 summary data from the original analysis. Bars show mean ± SD (n = 3 rats/group). Brackets indicate the original pairwise comparisons: ***P &lt; 0.001 for model versus sham rats for both proteins; **P &lt; 0.01 for restoration versus model rats for NOX4; *P &lt; 0.05 for restoration versus model rats for NOX1. The original analysis used one-way ANOVA and post hoc comparisons; the post hoc test was not specified. Sham and model rats were sampled at week 4, and restoration rats at week 8. These comparisons do not isolate an effect of implant removal.</w:t>
       </w:r>
     </w:p>
     <w:sectPr>
@@ -1001,6 +1005,7 @@
     <w:pPr>
       <w:pStyle w:val="24"/>
       <w:jc w:val="center"/>
+      <w:suppressLineNumbers w:val="1"/>
     </w:pPr>
     <w:r>
       <w:fldChar w:fldCharType="begin"/>
@@ -1043,6 +1048,9 @@
 <file path=word/header1.xml><?xml version="1.0" encoding="utf-8"?>
 <w:hdr xmlns:wpc="http://schemas.microsoft.com/office/word/2010/wordprocessingCanvas" xmlns:mc="http://schemas.openxmlformats.org/markup-compatibility/2006" xmlns:o="urn:schemas-microsoft-com:office:office" xmlns:r="http://schemas.openxmlformats.org/officeDocument/2006/relationships" xmlns:m="http://schemas.openxmlformats.org/officeDocument/2006/math" xmlns:v="urn:schemas-microsoft-com:vml" xmlns:wp14="http://schemas.microsoft.com/office/word/2010/wordprocessingDrawing" xmlns:wp="http://schemas.openxmlformats.org/drawingml/2006/wordprocessingDrawing" xmlns:w10="urn:schemas-microsoft-com:office:word" xmlns:w="http://schemas.openxmlformats.org/wordprocessingml/2006/main" xmlns:w14="http://schemas.microsoft.com/office/word/2010/wordml" xmlns:w15="http://schemas.microsoft.com/office/word/2012/wordml" xmlns:wpg="http://schemas.microsoft.com/office/word/2010/wordprocessingGroup" xmlns:wpi="http://schemas.microsoft.com/office/word/2010/wordprocessingInk" xmlns:wne="http://schemas.microsoft.com/office/word/2006/wordml" xmlns:wps="http://schemas.microsoft.com/office/word/2010/wordprocessingShape" xmlns:wpsCustomData="http://www.wps.cn/officeDocument/2013/wpsCustomData" mc:Ignorable="w14 w15 wp14">
   <w:p>
+    <w:pPr>
+      <w:suppressLineNumbers w:val="1"/>
+    </w:pPr>
     <w:r>
       <w:rPr>
         <w:sz w:val="18"/>

--- a/research/Physiological_Research_Original_Article_完整重写稿_20261020/Yuan.docx
+++ b/research/Physiological_Research_Original_Article_完整重写稿_20261020/Yuan.docx
@@ -68,7 +68,7 @@
     </w:p>
     <w:p>
       <w:r>
-        <w:t xml:space="preserve">Atlantoaxial joint disorder has been associated with elevated blood pressure in rats, but accompanying changes in medullary redox biochemistry are poorly characterized. We measured superoxide dismutase (SOD) activity, thiobarbituric acid (TBA)-derived malondialdehyde (MDA)-related signals and exploratory </w:t>
+        <w:t xml:space="preserve">Atlantoaxial joint disorder has been associated with elevated blood pressure in rats, but accompanying changes in medullary redox biochemistry are poorly characterized. We measured superoxide dismutase (SOD) activity, thiobarbituric acid (TBA)-derived malondialdehyde (MDA)-related signals and </w:t>
       </w:r>
       <w:r>
         <w:rPr>
@@ -137,7 +137,7 @@
     </w:p>
     <w:p>
       <w:r>
-        <w:t xml:space="preserve">We therefore measured SOD activity and MDA-related signals in medullary tissue containing the RVLM, assessed NOX1 and NOX4 by Western blotting, and performed exploratory </w:t>
+        <w:t xml:space="preserve">We therefore measured SOD activity and MDA-related signals in medullary tissue containing the RVLM, assessed NOX1 and NOX4 by Western blotting, and performed RT-qPCR targeting </w:t>
       </w:r>
       <w:r>
         <w:rPr>
@@ -146,7 +146,7 @@
         <w:t>Nox1</w:t>
       </w:r>
       <w:r>
-        <w:t>/</w:t>
+        <w:t xml:space="preserve"> and </w:t>
       </w:r>
       <w:r>
         <w:rPr>
@@ -155,7 +155,7 @@
         <w:t>Nox4</w:t>
       </w:r>
       <w:r>
-        <w:t>-targeted RT-qPCR. We compared model and sham rats sampled at week 4 and separately examined a restoration group sampled at week 8, four weeks after implant removal.</w:t>
+        <w:t>. We compared model and sham rats sampled at week 4 and separately examined a restoration group sampled at week 8, four weeks after implant removal.</w:t>
       </w:r>
     </w:p>
     <w:p>
@@ -176,7 +176,7 @@
     </w:p>
     <w:p>
       <w:r>
-        <w:t>The animal experiment was approved by the Animal Ethics Committee of Anhui University of Chinese Medicine (AHUCM-rats-2022032). The original approval letter and approved protocol could not be retrieved. Male Wistar rats, approximately 12 weeks old and weighing approximately 250 g, were obtained from the Laboratory Animal Center of Anhui Medical University. They were housed individually at 22 ± 1°C and 60% relative humidity under a 12 h light/12 h dark cycle, with free access to food and water. Rats were acclimatized for 1 week before the experiment. Environmental enrichment was not documented. Male rats were used to maintain consistency with the earlier model study.</w:t>
+        <w:t>The animal experiment was approved by the Animal Ethics Committee of Anhui University of Chinese Medicine (AHUCM-rats-2022032). Male Wistar rats, approximately 12 weeks old and weighing approximately 250 g, were obtained from the Laboratory Animal Center of Anhui Medical University. They were housed individually at 22 ± 1°C and 60% relative humidity under a 12 h light/12 h dark cycle, with free access to food and water. Rats were acclimatized for 1 week before the experiment. Environmental enrichment was not documented. Male rats were used to maintain consistency with the earlier model study.</w:t>
       </w:r>
     </w:p>
     <w:p>
@@ -186,7 +186,7 @@
     </w:p>
     <w:p>
       <w:r>
-        <w:t>This was an exploratory study, with no outcome-based a priori sample-size calculation or prespecified single primary endpoint. Blinding was not documented. Sham and model rats underwent terminal sampling at week 4. Restoration rats were allocated separately from the successfully modeled animals, underwent implant removal at week 4 and were sampled at week 8. There was no time-matched model group or second-surgery sham group at week 8.</w:t>
+        <w:t>No outcome-based a priori sample-size calculation was performed, and no single primary endpoint was prespecified. Blinding was not documented. Sham and model rats underwent terminal sampling at week 4. Restoration rats were allocated separately from the successfully modeled animals, underwent implant removal at week 4 and were sampled at week 8. There was no time-matched model group or second-surgery sham group at week 8.</w:t>
       </w:r>
     </w:p>
     <w:p>
@@ -235,7 +235,7 @@
         <w:pStyle w:val="4"/>
       </w:pPr>
       <w:r>
-        <w:t>Exploratory RT-qPCR</w:t>
+        <w:t>RT-qPCR</w:t>
       </w:r>
     </w:p>
     <w:p>
@@ -245,7 +245,7 @@
     </w:p>
     <w:p>
       <w:r>
-        <w:t>For each sample, ΔCq was calculated as target Cq minus the paired β-actin Cq. Relative quantity was calculated as 2 raised to −ΔCq and divided by the arithmetic mean quantity of the six sham samples for that assay. The calculation assumed equal amplification efficiencies of approximately 100%. Amplification efficiency and reference-gene stability were not validated, and NTC/no-RT records were unavailable. Melt profiles were heterogeneous and product identity was not verified, leaving target specificity unconfirmed [10]. Results are therefore reported as exploratory normalized assay quantities. B10-Ch5 (</w:t>
+        <w:t>For each sample, ΔCq was calculated as target Cq minus the paired β-actin Cq. Relative quantity was calculated as 2 raised to −ΔCq and divided by the arithmetic mean quantity of the six sham samples for that assay. The calculation assumed equal amplification efficiencies of approximately 100%. Amplification efficiency and reference-gene stability were not validated, and NTC/no-RT records were unavailable. Melt profiles were heterogeneous and product identity was not verified, leaving target specificity unconfirmed [10]. The normalized quantities are therefore reported as assay results rather than verified measures of target transcript abundance. B10-Ch5 (</w:t>
       </w:r>
       <w:r>
         <w:rPr>
@@ -884,7 +884,7 @@
         <w:pStyle w:val="15"/>
       </w:pPr>
       <w:r>
-        <w:t xml:space="preserve">Fig. 2. Exploratory normalized </w:t>
+        <w:t xml:space="preserve">Fig. 2. Normalized </w:t>
       </w:r>
       <w:r>
         <w:rPr>

--- a/research/Physiological_Research_Original_Article_完整重写稿_20261020/Yuan.docx
+++ b/research/Physiological_Research_Original_Article_完整重写稿_20261020/Yuan.docx
@@ -204,7 +204,7 @@
     </w:p>
     <w:p>
       <w:r>
-        <w:t>Model induction, implant removal and terminal sampling were performed under 2% inhaled isoflurane at a gas flow of 1 l/min. Anesthetic depth was monitored by respiration and reflex responses. Penicillin sodium was given intramuscularly at 400,000–800,000 units/kg once daily for 3 days after surgery. No postoperative analgesics were administered, and a specific written rationale or authorization for their omission was not retained. Food intake, activity and wounds were checked daily for the first 3 postoperative days and 2–3 times weekly thereafter. Anesthesia-related complications, surgical injury and infection were reported as possible causes of death, but individual cause-of-death records were unavailable.</w:t>
+        <w:t>Model induction, implant removal and terminal sampling were performed under 2% inhaled isoflurane at a gas flow of 1 l/min. Anesthetic depth was monitored by respiration and reflex responses. Penicillin sodium was given intramuscularly at 400,000–800,000 units/kg once daily for 3 days after surgery. No postoperative analgesics were administered, and a specific written rationale or authorization for their omission was not retained. Food intake, activity and wounds were checked daily for the first 3 postoperative days and 2–3 times weekly thereafter. Anesthesia-related complications, surgical injury and infection were reported as possible causes of death.</w:t>
       </w:r>
     </w:p>
     <w:p>
@@ -245,25 +245,7 @@
     </w:p>
     <w:p>
       <w:r>
-        <w:t>For each sample, ΔCq was calculated as target Cq minus the paired β-actin Cq. Relative quantity was calculated as 2 raised to −ΔCq and divided by the arithmetic mean quantity of the six sham samples for that assay. The calculation assumed equal amplification efficiencies of approximately 100%. Amplification efficiency and reference-gene stability were not validated, and NTC/no-RT records were unavailable. Melt profiles were heterogeneous and product identity was not verified, leaving target specificity unconfirmed [10]. The normalized quantities are therefore reported as assay results rather than verified measures of target transcript abundance. B10-Ch5 (</w:t>
-      </w:r>
-      <w:r>
-        <w:rPr>
-          <w:i/>
-        </w:rPr>
-        <w:t>Nox1</w:t>
-      </w:r>
-      <w:r>
-        <w:t>, model; Cq 29.82) and D12-Ch5 (</w:t>
-      </w:r>
-      <w:r>
-        <w:rPr>
-          <w:i/>
-        </w:rPr>
-        <w:t>Nox4</w:t>
-      </w:r>
-      <w:r>
-        <w:t>, sham-operated; Cq 34.69) both had numerical Cq values in the original Cq Results exports and were included in the analysis. Investigator-confirmed plate annotation corrections are described in Supplementary Table S4. These corrections did not alter Cq values, sample assignments, reference pairings or statistical results; the original exports were preserved.</w:t>
+        <w:t>For each sample, ΔCq was calculated as target Cq minus the paired β-actin Cq. Relative quantity was calculated as 2 raised to −ΔCq and divided by the arithmetic mean quantity of the six sham samples for that assay. The calculation assumed equal amplification efficiencies of approximately 100%. Amplification efficiency and reference-gene stability were not validated, and NTC/no-RT records were unavailable. Melt profiles were heterogeneous and product identity was not verified, leaving target specificity unconfirmed [10]. The normalized quantities are therefore reported as assay results rather than verified measures of target transcript abundance.</w:t>
       </w:r>
     </w:p>
     <w:p>
@@ -308,7 +290,7 @@
         <w:t>Nox4</w:t>
       </w:r>
       <w:r>
-        <w:t xml:space="preserve"> are presented here. The original Western blot analysis reported mean ± SD (n = 3 rats/group), one-way ANOVA and post hoc comparisons; the post hoc test was not specified. The original summary data and significance annotations are reproduced without independent reanalysis. P &lt; 0.05 was considered statistically significant. Comparisons involving restoration rats were between independent terminal groups. Cross-assay correlations were not calculated because overlap between the assay samples could not be reconstructed.</w:t>
+        <w:t xml:space="preserve"> are presented here. The original Western blot analysis reported mean ± SD (n = 3 rats/group), one-way ANOVA and post hoc comparisons. The original summary data and significance annotations are reproduced without independent reanalysis. P &lt; 0.05 was considered statistically significant. Comparisons involving restoration rats were between independent terminal groups. Cross-assay correlations were not calculated because overlap between the assay samples could not be reconstructed.</w:t>
       </w:r>
     </w:p>
     <w:p>
@@ -468,7 +450,7 @@
     </w:p>
     <w:p>
       <w:r>
-        <w:t>Several assay limitations affect the biochemical interpretation. Fourteen of the 18 SOD inhibition values were outside the manufacturer's suggested 40–60% interval for pilot optimization, and dilution-validation records were unavailable. The recommended interval does not itself define an absolute validity threshold, but the lack of dilution validation limits quantitative interpretation. TBA-derived chromogens are not specific to MDA [9]; the higher signal therefore cannot, by itself, establish lipid injury. The supplementary O12 fluorescence assay was not validated for the tissue matrix or RIPA buffer. Protein normalization and identical processing across groups do not exclude these sources of measurement bias.</w:t>
+        <w:t>Several assay limitations affect the biochemical interpretation. Fourteen of the 18 SOD inhibition values were outside the manufacturer's suggested 40–60% interval for pilot optimization. This interval is not an absolute validity threshold, but the SOD estimates should be interpreted cautiously. TBA-derived chromogens are not specific to MDA [9]; the higher signal therefore cannot, by itself, establish lipid injury. The supplementary O12 fluorescence assay was not validated for the tissue matrix or RIPA buffer. Protein normalization and identical processing across groups do not exclude these sources of measurement bias.</w:t>
       </w:r>
     </w:p>
     <w:p>
@@ -558,7 +540,7 @@
     </w:p>
     <w:p>
       <w:r>
-        <w:t>Processed biochemical values, paired target/reference Cq values, statistical outputs and available original qPCR exports are provided with the article. Assay limitations and plate annotation corrections are described in the Supplementary Information. The animal–sample ledger and records linking samples across assays could not be recovered. Biological replication and within-animal target/reference pairing were confirmed by the investigators; observation indices identify positions in the source files, not individual animals. Western blot source images and the laboratory report are provided in Supplementary File 2. The investigators confirmed that the original densitometry data are retained. Figure 3B,C present the original summary analysis, which was not independently recalculated for this report. Blood-pressure observations from the same experimental series were used in the related Ang II/AT1-R report [2] and are not presented here as new results.</w:t>
+        <w:t>Processed biochemical values, paired target/reference Cq values, statistical outputs and available original qPCR exports are provided with the article. Assay procedures and limitations are described in the Supplementary Information. The animal–sample ledger and records linking samples across assays could not be recovered. Biological replication and within-animal target/reference pairing were confirmed by the investigators; observation indices identify positions in the source files, not individual animals. Western blot source images and the laboratory report are provided in Supplementary File 2. The investigators confirmed that the original densitometry data are retained. Figure 3B,C present the original summary analysis, which was not independently recalculated for this report. Blood-pressure observations from the same experimental series were used in the related Ang II/AT1-R report [2] and are not presented here as new results.</w:t>
       </w:r>
     </w:p>
     <w:p>
@@ -958,7 +940,7 @@
         <w:pStyle w:val="15"/>
       </w:pPr>
       <w:r>
-        <w:t>Fig. 3. Western blot analysis of regional medullary NOX1 and NOX4. (A) Representative β-actin, NOX1 and NOX4 blots, with one lane per group. Lanes from left to right represent sham, model and restoration rats. β-actin is shown as the loading reference. Molecular-mass labels follow the source figure: β-actin, 42 kDa; NOX1, 62 kDa; NOX4, 64 kDa. (B) NOX4 and (C) NOX1 summary data from the original analysis. Bars show mean ± SD (n = 3 rats/group). Brackets indicate the original pairwise comparisons: ***P &lt; 0.001 for model versus sham rats for both proteins; **P &lt; 0.01 for restoration versus model rats for NOX4; *P &lt; 0.05 for restoration versus model rats for NOX1. The original analysis used one-way ANOVA and post hoc comparisons; the post hoc test was not specified. Sham and model rats were sampled at week 4, and restoration rats at week 8. These comparisons do not isolate an effect of implant removal.</w:t>
+        <w:t>Fig. 3. Western blot analysis of regional medullary NOX1 and NOX4. (A) Representative β-actin, NOX1 and NOX4 blots, with one lane per group. Lanes from left to right represent sham, model and restoration rats. β-actin is shown as the loading reference. Molecular-mass labels follow the source figure: β-actin, 42 kDa; NOX1, 62 kDa; NOX4, 64 kDa. (B) NOX4 and (C) NOX1 summary data from the original analysis. Bars show mean ± SD (n = 3 rats/group). Brackets indicate the original pairwise comparisons: ***P &lt; 0.001 for model versus sham rats for both proteins; **P &lt; 0.01 for restoration versus model rats for NOX4; *P &lt; 0.05 for restoration versus model rats for NOX1. Sham and model rats were sampled at week 4, and restoration rats at week 8. These comparisons do not isolate an effect of implant removal.</w:t>
       </w:r>
     </w:p>
     <w:sectPr>

--- a/research/Physiological_Research_Original_Article_完整重写稿_20261020/Yuan.docx
+++ b/research/Physiological_Research_Original_Article_完整重写稿_20261020/Yuan.docx
@@ -176,7 +176,7 @@
     </w:p>
     <w:p>
       <w:r>
-        <w:t>The animal experiment was approved by the Animal Ethics Committee of Anhui University of Chinese Medicine (AHUCM-rats-2022032). Male Wistar rats, approximately 12 weeks old and weighing approximately 250 g, were obtained from the Laboratory Animal Center of Anhui Medical University. They were housed individually at 22 ± 1°C and 60% relative humidity under a 12 h light/12 h dark cycle, with free access to food and water. Rats were acclimatized for 1 week before the experiment. Environmental enrichment was not documented. Male rats were used to maintain consistency with the earlier model study.</w:t>
+        <w:t>Animal care and experimental procedures followed the institutional guidelines of Anhui University of Chinese Medicine. The animal experiment was approved by the Animal Ethics Committee of Anhui University of Chinese Medicine (AHUCM-rats-2022032). Male Wistar rats, approximately 12 weeks old and weighing approximately 250 g, were obtained from the Laboratory Animal Center of Anhui Medical University. They were housed individually at 22 ± 1°C and 60% relative humidity under a 12 h light/12 h dark cycle, with free access to food and water. Rats were acclimatized for 1 week before the experiment. Environmental enrichment was not documented. Male rats were used to maintain consistency with the earlier model study.</w:t>
       </w:r>
     </w:p>
     <w:p>
@@ -563,7 +563,7 @@
         <w:t>polish</w:t>
       </w:r>
       <w:r>
-        <w:t>ing, editing and data checking. The authors are responsible for reviewing and verifying the outputs and take full responsibility for the final manuscript.</w:t>
+        <w:t>ing, editing and data checking. The authors reviewed and verified the outputs for factual accuracy and take full responsibility for the final manuscript.</w:t>
       </w:r>
       <w:bookmarkStart w:id="0" w:name="_GoBack"/>
       <w:bookmarkEnd w:id="0"/>
@@ -585,7 +585,7 @@
         <w:rPr>
           <w:sz w:val="20"/>
         </w:rPr>
-        <w:t>1. He ZB, Lv YK, Li H, Yao Q, Wang KM, Song XG, Wu ZJ, Qin X. Atlantoaxial misalignment causes high blood pressure in rats: a novel hypertension model. Biomed Res Int 2017;2017:5986957.</w:t>
+        <w:t>1. He ZB, Lv YK, Li H, Yao Q, Wang KM, Song XG, Wu ZJ, et al. Atlantoaxial misalignment causes high blood pressure in rats: a novel hypertension model. Biomed Res Int 2017;2017:5986957.</w:t>
       </w:r>
     </w:p>
     <w:p>
@@ -707,7 +707,7 @@
         <w:rPr>
           <w:sz w:val="20"/>
         </w:rPr>
-        <w:t>9. Murphy MP, Bayir H, Belousov V, Chang CJ, Davies KJA, Davies MJ, Dick TP, Finkel T, Forman HJ, Janssen-Heininger Y, Gems D, Kagan VE, Kalyanaraman B, Larsson NG, Milne GL, Nyström T, Poulsen HE, Radi R, Van Remmen H, Schumacker PT, Thornalley PJ, Toyokuni S, Winterbourn CC, Yin H, Halliwell B. Guidelines for measuring reactive oxygen species and oxidative damage in cells and in vivo. Nat Metab 2022;4:651-662.</w:t>
+        <w:t>9. Murphy MP, Bayir H, Belousov V, Chang CJ, Davies KJA, Davies MJ, Dick TP, et al. Guidelines for measuring reactive oxygen species and oxidative damage in cells and in vivo. Nat Metab 2022;4:651-662.</w:t>
       </w:r>
     </w:p>
     <w:p>
@@ -719,7 +719,7 @@
         <w:rPr>
           <w:sz w:val="20"/>
         </w:rPr>
-        <w:t>10. Bustin SA, Ruijter JM, van den Hoff MJB, Kubista M, Pfaffl MW, Shipley GL, Tran N, Rödiger S, Untergasser A, Mueller R, Nolan T, Milavec M, Burns MJ, Huggett JF, Vandesompele J, Wittwer CT. MIQE 2.0: revision of the Minimum Information for Publication of Quantitative Real-Time PCR Experiments guidelines. Clin Chem 2025;71:634-651.</w:t>
+        <w:t>10. Bustin SA, Ruijter JM, van den Hoff MJB, Kubista M, Pfaffl MW, Shipley GL, Tran N, et al. MIQE 2.0: revision of the Minimum Information for Publication of Quantitative Real-Time PCR Experiments guidelines. Clin Chem 2025;71:634-651.</w:t>
       </w:r>
     </w:p>
     <w:p>
@@ -731,20 +731,18 @@
         <w:rPr>
           <w:sz w:val="20"/>
         </w:rPr>
-        <w:t xml:space="preserve">11. Schröder K, Zhang M, Benkhoff S, Mieth A, Pliquett R, Kosowski J, Kruse C, Luedike P, Michaelis UR, Weissmann N, Dimmeler S, Shah AM, Brandes RP. </w:t>
+        <w:t>11. Schröder K, Zhang M, Benkhoff S, Mieth A, Pliquett R, Kosowski J, Kruse C, et al. Nox4 is a protective reactive oxygen species generating vascular NADPH oxidase. Circ Res 2012;110:1217-1225.</w:t>
       </w:r>
       <w:r>
         <w:rPr>
           <w:i/>
           <w:sz w:val="20"/>
         </w:rPr>
-        <w:t>Nox4</w:t>
       </w:r>
       <w:r>
         <w:rPr>
           <w:sz w:val="20"/>
         </w:rPr>
-        <w:t xml:space="preserve"> is a protective reactive oxygen species generating vascular NADPH oxidase. Circ Res 2012;110:1217-1225.</w:t>
       </w:r>
     </w:p>
     <w:p>
